--- a/交付_20260809_补充扫描规划专利/03_内部材料/最终交付检查表.docx
+++ b/交付_20260809_补充扫描规划专利/03_内部材料/最终交付检查表.docx
@@ -45,7 +45,7 @@
         <w:rPr>
           <w:rFonts w:ascii="SimSun" w:hAnsi="SimSun" w:eastAsia="SimSun"/>
         </w:rPr>
-        <w:t xml:space="preserve">：2026-08-09（第六轮逻辑修复后）　　</w:t>
+        <w:t xml:space="preserve">：2026-08-09（第七轮交付前收口后）　　</w:t>
       </w:r>
       <w:r>
         <w:rPr>
@@ -3837,19 +3837,7 @@
         <w:rPr>
           <w:rFonts w:ascii="SimSun" w:hAnsi="SimSun" w:eastAsia="SimSun"/>
         </w:rPr>
-        <w:t>（先取优先选择集合中满足预算者，无则取全部满足</w:t>
-      </w:r>
-    </w:p>
-    <w:p>
-      <w:pPr>
-        <w:spacing w:after="80"/>
-        <w:jc w:val="both"/>
-      </w:pPr>
-      <w:r>
-        <w:rPr>
-          <w:rFonts w:ascii="SimSun" w:hAnsi="SimSun" w:eastAsia="SimSun"/>
-        </w:rPr>
-        <w:t xml:space="preserve">  预算者）；</w:t>
+        <w:t>（先取优先选择集合中满足预算者，无则取全部满足预算者）；</w:t>
       </w:r>
     </w:p>
     <w:p>
@@ -4435,7 +4423,7 @@
           <w:color w:val="000000"/>
           <w:sz w:val="27"/>
         </w:rPr>
-        <w:t>三、本轮修改清单（第六轮：逻辑修复）</w:t>
+        <w:t>三、本轮修改清单（第七轮：交付前收口）</w:t>
       </w:r>
     </w:p>
     <w:tbl>
@@ -4538,14 +4526,14 @@
                 <w:b/>
                 <w:sz w:val="17"/>
               </w:rPr>
-              <w:t>权 1 S6 与权 2 的父子矛盾</w:t>
-            </w:r>
-            <w:r>
-              <w:rPr>
-                <w:rFonts w:ascii="SimSun" w:hAnsi="SimSun" w:eastAsia="SimSun"/>
-                <w:sz w:val="17"/>
-              </w:rPr>
-              <w:t>：权 1 限定"自待执行站位中确定"，权 2 却在无可达者时改自全部候选中选取，属以另一路径替换父权必要路径</w:t>
+              <w:t>权 1 S7→S8 的条件分支错误</w:t>
+            </w:r>
+            <w:r>
+              <w:rPr>
+                <w:rFonts w:ascii="SimSun" w:hAnsi="SimSun" w:eastAsia="SimSun"/>
+                <w:sz w:val="17"/>
+              </w:rPr>
+              <w:t>：S7 以更新条件为前提，S8 却无条件并入体素——不满足条件时该体素并不存在</w:t>
             </w:r>
           </w:p>
         </w:tc>
@@ -4562,22 +4550,7 @@
                 <w:rFonts w:ascii="SimSun" w:hAnsi="SimSun" w:eastAsia="SimSun"/>
                 <w:sz w:val="17"/>
               </w:rPr>
-              <w:t>权 1 S6 上位化为"基于所述待执行站位……自满足所述剩余预算的候选补充扫描站位中确定本轮执行的站位，其中所述待执行站位作为</w:t>
-            </w:r>
-            <w:r>
-              <w:rPr>
-                <w:rFonts w:ascii="SimSun" w:hAnsi="SimSun" w:eastAsia="SimSun"/>
-                <w:b/>
-                <w:sz w:val="17"/>
-              </w:rPr>
-              <w:t>优先选择集合</w:t>
-            </w:r>
-            <w:r>
-              <w:rPr>
-                <w:rFonts w:ascii="SimSun" w:hAnsi="SimSun" w:eastAsia="SimSun"/>
-                <w:sz w:val="17"/>
-              </w:rPr>
-              <w:t>"。权 2 由此成为对该上位规则的真正下位限定</w:t>
+              <w:t>S8 改为完整二分：满足时并入体素并更新缺口证据；不满足时遮挡模型与缺口证据均保持不变</w:t>
             </w:r>
           </w:p>
         </w:tc>
@@ -4614,14 +4587,14 @@
                 <w:b/>
                 <w:sz w:val="17"/>
               </w:rPr>
-              <w:t>权 1 S8 与权 9 的父子矛盾</w:t>
-            </w:r>
-            <w:r>
-              <w:rPr>
-                <w:rFonts w:ascii="SimSun" w:hAnsi="SimSun" w:eastAsia="SimSun"/>
-                <w:sz w:val="17"/>
-              </w:rPr>
-              <w:t>：权 1 无条件要求"以新增点云更新缺口证据"，权 9 却规定不可用时不更新</w:t>
+              <w:t>图 1 落后于最终逻辑</w:t>
+            </w:r>
+            <w:r>
+              <w:rPr>
+                <w:rFonts w:ascii="SimSun" w:hAnsi="SimSun" w:eastAsia="SimSun"/>
+                <w:sz w:val="17"/>
+              </w:rPr>
+              <w:t>：仍画 S6→S7a→S7b→S8，与"配准不可用则 S7a 不执行"相反</w:t>
             </w:r>
           </w:p>
         </w:tc>
@@ -4638,22 +4611,7 @@
                 <w:rFonts w:ascii="SimSun" w:hAnsi="SimSun" w:eastAsia="SimSun"/>
                 <w:sz w:val="17"/>
               </w:rPr>
-              <w:t>权 1 S7 与 S8 均改为以"</w:t>
-            </w:r>
-            <w:r>
-              <w:rPr>
-                <w:rFonts w:ascii="SimSun" w:hAnsi="SimSun" w:eastAsia="SimSun"/>
-                <w:b/>
-                <w:sz w:val="17"/>
-              </w:rPr>
-              <w:t>预设更新条件</w:t>
-            </w:r>
-            <w:r>
-              <w:rPr>
-                <w:rFonts w:ascii="SimSun" w:hAnsi="SimSun" w:eastAsia="SimSun"/>
-                <w:sz w:val="17"/>
-              </w:rPr>
-              <w:t>"为前提；权 9 具体化该条件为实际重叠比例判据。缺省实施方式（不作配准判定）下该条件恒满足</w:t>
+              <w:t>重画：S6 →「是否启用 S7b」→（否：缺省视为满足）／（是：S7b）→「是否满足更新条件」→ 是：S7a→S8；否：两者保持不变＋记录失败站位。并在图注写明为何 S7b 在前</w:t>
             </w:r>
           </w:p>
         </w:tc>
@@ -4690,14 +4648,14 @@
                 <w:b/>
                 <w:sz w:val="17"/>
               </w:rPr>
-              <w:t>配准失败数据的使用范围含糊</w:t>
-            </w:r>
-            <w:r>
-              <w:rPr>
-                <w:rFonts w:ascii="SimSun" w:hAnsi="SimSun" w:eastAsia="SimSun"/>
-                <w:sz w:val="17"/>
-              </w:rPr>
-              <w:t>：权 9 只说不更新缺口证据，未说明是否仍用于发现模型外遮挡物</w:t>
+              <w:t>S1 解释不足</w:t>
+            </w:r>
+            <w:r>
+              <w:rPr>
+                <w:rFonts w:ascii="SimSun" w:hAnsi="SimSun" w:eastAsia="SimSun"/>
+                <w:sz w:val="17"/>
+              </w:rPr>
+              <w:t>：未定义缺口证据种类、点—分块关联、G_gap 与 G_task 的关系式，且缺口阈值 τ_gap 在定稿中消失，导致 S8 的"仍存在缺口"无定义</w:t>
             </w:r>
           </w:p>
         </w:tc>
@@ -4712,32 +4670,24 @@
             <w:r>
               <w:rPr>
                 <w:rFonts w:ascii="SimSun" w:hAnsi="SimSun" w:eastAsia="SimSun"/>
+                <w:sz w:val="17"/>
+              </w:rPr>
+              <w:t>S1 展开为 (a) 分块切分（区分前提与判定条件）／(b) 点—分块关联（含唯一归属与并列裁决）／(c) 四类缺口证据及方向统一、不可获得时的权重重归一／(d) G_gap 与 G_task 的关系式／</w:t>
+            </w:r>
+            <w:r>
+              <w:rPr>
+                <w:rFonts w:ascii="SimSun" w:hAnsi="SimSun" w:eastAsia="SimSun"/>
                 <w:b/>
                 <w:sz w:val="17"/>
               </w:rPr>
-              <w:t>核对代码后按其实际行为定稿</w:t>
-            </w:r>
-            <w:r>
-              <w:rPr>
-                <w:rFonts w:ascii="SimSun" w:hAnsi="SimSun" w:eastAsia="SimSun"/>
-                <w:sz w:val="17"/>
-              </w:rPr>
-              <w:t>：判定失败时该站点云句柄被置空，随后的在线遮挡发现调用被跳过——即遮挡模型与缺口证据</w:t>
-            </w:r>
-            <w:r>
-              <w:rPr>
-                <w:rFonts w:ascii="SimSun" w:hAnsi="SimSun" w:eastAsia="SimSun"/>
-                <w:b/>
-                <w:sz w:val="17"/>
-              </w:rPr>
-              <w:t>均不回灌</w:t>
-            </w:r>
-            <w:r>
-              <w:rPr>
-                <w:rFonts w:ascii="SimSun" w:hAnsi="SimSun" w:eastAsia="SimSun"/>
-                <w:sz w:val="17"/>
-              </w:rPr>
-              <w:t>。此前说明书写成无条件更新遮挡模型，属文本与代码不符，已改正。技术理由与例外情形写入说明书 8.9</w:t>
+              <w:t>(e) 缺口表面分块的判定：G_gap ≥ τ_gap</w:t>
+            </w:r>
+            <w:r>
+              <w:rPr>
+                <w:rFonts w:ascii="SimSun" w:hAnsi="SimSun" w:eastAsia="SimSun"/>
+                <w:sz w:val="17"/>
+              </w:rPr>
+              <w:t>。S3 目标筛选、S5 求和范围、S8 循环条件均以 (e) 为准</w:t>
             </w:r>
           </w:p>
         </w:tc>
@@ -4774,14 +4724,14 @@
                 <w:b/>
                 <w:sz w:val="17"/>
               </w:rPr>
-              <w:t>预算口径前后不一致</w:t>
-            </w:r>
-            <w:r>
-              <w:rPr>
-                <w:rFonts w:ascii="SimSun" w:hAnsi="SimSun" w:eastAsia="SimSun"/>
-                <w:sz w:val="17"/>
-              </w:rPr>
-              <w:t>：S5 写"包含路径代价与作业耗时的预算"，S6 却只以路径代价判断可达，实验中 25 m 预算仍执行一站</w:t>
+              <w:t>技术问题二仍是旧预算逻辑</w:t>
+            </w:r>
+            <w:r>
+              <w:rPr>
+                <w:rFonts w:ascii="SimSun" w:hAnsi="SimSun" w:eastAsia="SimSun"/>
+                <w:sz w:val="17"/>
+              </w:rPr>
+              <w:t>：仍写"路径与作业时间预算""整条路线的预算"</w:t>
             </w:r>
           </w:p>
         </w:tc>
@@ -4796,47 +4746,9 @@
             <w:r>
               <w:rPr>
                 <w:rFonts w:ascii="SimSun" w:hAnsi="SimSun" w:eastAsia="SimSun"/>
-                <w:b/>
-                <w:sz w:val="17"/>
-              </w:rPr>
-              <w:t>核对代码后按其实际行为定稿</w:t>
-            </w:r>
-            <w:r>
-              <w:rPr>
-                <w:rFonts w:ascii="SimSun" w:hAnsi="SimSun" w:eastAsia="SimSun"/>
-                <w:sz w:val="17"/>
-              </w:rPr>
-              <w:t>：预算为</w:t>
-            </w:r>
-            <w:r>
-              <w:rPr>
-                <w:rFonts w:ascii="SimSun" w:hAnsi="SimSun" w:eastAsia="SimSun"/>
-                <w:b/>
-                <w:sz w:val="17"/>
-              </w:rPr>
-              <w:t>纯可通行路径代价预算（单位：米）</w:t>
-            </w:r>
-            <w:r>
-              <w:rPr>
-                <w:rFonts w:ascii="SimSun" w:hAnsi="SimSun" w:eastAsia="SimSun"/>
-                <w:sz w:val="17"/>
-              </w:rPr>
-              <w:t>；单站作业耗时折算的等效路径代价（180 s × 0.5 m/s = 90 m）只进入候选之间的</w:t>
-            </w:r>
-            <w:r>
-              <w:rPr>
-                <w:rFonts w:ascii="SimSun" w:hAnsi="SimSun" w:eastAsia="SimSun"/>
-                <w:b/>
-                <w:sz w:val="17"/>
-              </w:rPr>
-              <w:t>等效成本比值</w:t>
-            </w:r>
-            <w:r>
-              <w:rPr>
-                <w:rFonts w:ascii="SimSun" w:hAnsi="SimSun" w:eastAsia="SimSun"/>
-                <w:sz w:val="17"/>
-              </w:rPr>
-              <w:t>，不构成预算。三处矛盾由此消解，25 m 预算执行一站与说明书自洽。权利要求、说明书、公式、符号表、附图说明、边界处理与实验文字已全部统一</w:t>
+                <w:sz w:val="17"/>
+              </w:rPr>
+              <w:t>按最新方案改写为"每执行一站后当前位置与剩余可通行路径代价预算均变化，前一轮预选的待执行站位中可能不存在满足当前剩余预算者"</w:t>
             </w:r>
           </w:p>
         </w:tc>
@@ -4873,14 +4785,7 @@
                 <w:b/>
                 <w:sz w:val="17"/>
               </w:rPr>
-              <w:t>权 4 的边际收益定义与说明书公式不符</w:t>
-            </w:r>
-            <w:r>
-              <w:rPr>
-                <w:rFonts w:ascii="SimSun" w:hAnsi="SimSun" w:eastAsia="SimSun"/>
-                <w:sz w:val="17"/>
-              </w:rPr>
-              <w:t>：写作"新增覆盖分块的任务分数与面积之和"，而实际是概率型子模函数的增量</w:t>
+              <w:t>"可通行路径代价"单位是米却叫"代价"</w:t>
             </w:r>
           </w:p>
         </w:tc>
@@ -4897,7 +4802,7 @@
                 <w:rFonts w:ascii="SimSun" w:hAnsi="SimSun" w:eastAsia="SimSun"/>
                 <w:sz w:val="17"/>
               </w:rPr>
-              <w:t>改为"将该候选加入当前已选站位集合前后集合收益函数的增量"，并把选择准则本身移入权 4 使其自包含</w:t>
+              <w:t>首次出现处说明：这是上位概念，本实施方式取二维自由空间栅格上的最短可通行路径长度，单位米，不含坡度、能耗或风险分量</w:t>
             </w:r>
           </w:p>
         </w:tc>
@@ -4934,7 +4839,7 @@
                 <w:b/>
                 <w:sz w:val="17"/>
               </w:rPr>
-              <w:t>"二维半栅格"无定义</w:t>
+              <w:t>"满足预算"是缩写</w:t>
             </w:r>
           </w:p>
         </w:tc>
@@ -4951,7 +4856,569 @@
                 <w:rFonts w:ascii="SimSun" w:hAnsi="SimSun" w:eastAsia="SimSun"/>
                 <w:sz w:val="17"/>
               </w:rPr>
-              <w:t>统一改为"二维栅格"</w:t>
+              <w:t>权 1 S6 首次出现处给出机械定义并约定简称</w:t>
+            </w:r>
+          </w:p>
+        </w:tc>
+      </w:tr>
+      <w:tr>
+        <w:tc>
+          <w:tcPr>
+            <w:tcW w:type="dxa" w:w="2880"/>
+          </w:tcPr>
+          <w:p>
+            <w:pPr>
+              <w:spacing w:before="20" w:after="20"/>
+            </w:pPr>
+            <w:r>
+              <w:rPr>
+                <w:rFonts w:ascii="SimSun" w:hAnsi="SimSun" w:eastAsia="SimSun"/>
+                <w:sz w:val="17"/>
+              </w:rPr>
+              <w:t>7</w:t>
+            </w:r>
+          </w:p>
+        </w:tc>
+        <w:tc>
+          <w:tcPr>
+            <w:tcW w:type="dxa" w:w="2880"/>
+          </w:tcPr>
+          <w:p>
+            <w:pPr>
+              <w:spacing w:before="20" w:after="20"/>
+            </w:pPr>
+            <w:r>
+              <w:rPr>
+                <w:rFonts w:ascii="SimSun" w:hAnsi="SimSun" w:eastAsia="SimSun"/>
+                <w:b/>
+                <w:sz w:val="17"/>
+              </w:rPr>
+              <w:t>8.6 的"内部预算"是新黑箱</w:t>
+            </w:r>
+          </w:p>
+        </w:tc>
+        <w:tc>
+          <w:tcPr>
+            <w:tcW w:type="dxa" w:w="2880"/>
+          </w:tcPr>
+          <w:p>
+            <w:pPr>
+              <w:spacing w:before="20" w:after="20"/>
+            </w:pPr>
+            <w:r>
+              <w:rPr>
+                <w:rFonts w:ascii="SimSun" w:hAnsi="SimSun" w:eastAsia="SimSun"/>
+                <w:sz w:val="17"/>
+              </w:rPr>
+              <w:t>正式定义 B_sel = B + n_rem · t_scan · v_move，说明 n_rem 的来源，并明确它只在 S5 内部使用、不参与 S6 判定与 S8 扣减</w:t>
+            </w:r>
+          </w:p>
+        </w:tc>
+      </w:tr>
+      <w:tr>
+        <w:tc>
+          <w:tcPr>
+            <w:tcW w:type="dxa" w:w="2880"/>
+          </w:tcPr>
+          <w:p>
+            <w:pPr>
+              <w:spacing w:before="20" w:after="20"/>
+            </w:pPr>
+            <w:r>
+              <w:rPr>
+                <w:rFonts w:ascii="SimSun" w:hAnsi="SimSun" w:eastAsia="SimSun"/>
+                <w:sz w:val="17"/>
+              </w:rPr>
+              <w:t>8</w:t>
+            </w:r>
+          </w:p>
+        </w:tc>
+        <w:tc>
+          <w:tcPr>
+            <w:tcW w:type="dxa" w:w="2880"/>
+          </w:tcPr>
+          <w:p>
+            <w:pPr>
+              <w:spacing w:before="20" w:after="20"/>
+            </w:pPr>
+            <w:r>
+              <w:rPr>
+                <w:rFonts w:ascii="SimSun" w:hAnsi="SimSun" w:eastAsia="SimSun"/>
+                <w:b/>
+                <w:sz w:val="17"/>
+              </w:rPr>
+              <w:t>权 4 的"覆盖成功概率"无来源</w:t>
+            </w:r>
+          </w:p>
+        </w:tc>
+        <w:tc>
+          <w:tcPr>
+            <w:tcW w:type="dxa" w:w="2880"/>
+          </w:tcPr>
+          <w:p>
+            <w:pPr>
+              <w:spacing w:before="20" w:after="20"/>
+            </w:pPr>
+            <w:r>
+              <w:rPr>
+                <w:rFonts w:ascii="SimSun" w:hAnsi="SimSun" w:eastAsia="SimSun"/>
+                <w:sz w:val="17"/>
+              </w:rPr>
+              <w:t>权 1 S4 增加上位输出：由可见性与观测质量确定覆盖成功概率</w:t>
+            </w:r>
+          </w:p>
+        </w:tc>
+      </w:tr>
+      <w:tr>
+        <w:tc>
+          <w:tcPr>
+            <w:tcW w:type="dxa" w:w="2880"/>
+          </w:tcPr>
+          <w:p>
+            <w:pPr>
+              <w:spacing w:before="20" w:after="20"/>
+            </w:pPr>
+            <w:r>
+              <w:rPr>
+                <w:rFonts w:ascii="SimSun" w:hAnsi="SimSun" w:eastAsia="SimSun"/>
+                <w:sz w:val="17"/>
+              </w:rPr>
+              <w:t>9</w:t>
+            </w:r>
+          </w:p>
+        </w:tc>
+        <w:tc>
+          <w:tcPr>
+            <w:tcW w:type="dxa" w:w="2880"/>
+          </w:tcPr>
+          <w:p>
+            <w:pPr>
+              <w:spacing w:before="20" w:after="20"/>
+            </w:pPr>
+            <w:r>
+              <w:rPr>
+                <w:rFonts w:ascii="SimSun" w:hAnsi="SimSun" w:eastAsia="SimSun"/>
+                <w:b/>
+                <w:sz w:val="17"/>
+              </w:rPr>
+              <w:t>权 5 的"收益增量"无定义</w:t>
+            </w:r>
+          </w:p>
+        </w:tc>
+        <w:tc>
+          <w:tcPr>
+            <w:tcW w:type="dxa" w:w="2880"/>
+          </w:tcPr>
+          <w:p>
+            <w:pPr>
+              <w:spacing w:before="20" w:after="20"/>
+            </w:pPr>
+            <w:r>
+              <w:rPr>
+                <w:rFonts w:ascii="SimSun" w:hAnsi="SimSun" w:eastAsia="SimSun"/>
+                <w:sz w:val="17"/>
+              </w:rPr>
+              <w:t>依代码定义为"相对当前覆盖状态新增获得的覆盖收益"，由缺口分块的任务分数、面积与覆盖成功概率之积求和</w:t>
+            </w:r>
+          </w:p>
+        </w:tc>
+      </w:tr>
+      <w:tr>
+        <w:tc>
+          <w:tcPr>
+            <w:tcW w:type="dxa" w:w="2880"/>
+          </w:tcPr>
+          <w:p>
+            <w:pPr>
+              <w:spacing w:before="20" w:after="20"/>
+            </w:pPr>
+            <w:r>
+              <w:rPr>
+                <w:rFonts w:ascii="SimSun" w:hAnsi="SimSun" w:eastAsia="SimSun"/>
+                <w:sz w:val="17"/>
+              </w:rPr>
+              <w:t>10</w:t>
+            </w:r>
+          </w:p>
+        </w:tc>
+        <w:tc>
+          <w:tcPr>
+            <w:tcW w:type="dxa" w:w="2880"/>
+          </w:tcPr>
+          <w:p>
+            <w:pPr>
+              <w:spacing w:before="20" w:after="20"/>
+            </w:pPr>
+            <w:r>
+              <w:rPr>
+                <w:rFonts w:ascii="SimSun" w:hAnsi="SimSun" w:eastAsia="SimSun"/>
+                <w:b/>
+                <w:sz w:val="17"/>
+              </w:rPr>
+              <w:t>"当前位姿"与"站位"混用，且无朝向定义</w:t>
+            </w:r>
+          </w:p>
+        </w:tc>
+        <w:tc>
+          <w:tcPr>
+            <w:tcW w:type="dxa" w:w="2880"/>
+          </w:tcPr>
+          <w:p>
+            <w:pPr>
+              <w:spacing w:before="20" w:after="20"/>
+            </w:pPr>
+            <w:r>
+              <w:rPr>
+                <w:rFonts w:ascii="SimSun" w:hAnsi="SimSun" w:eastAsia="SimSun"/>
+                <w:sz w:val="17"/>
+              </w:rPr>
+              <w:t>全文改为"当前位置"，并说明若平台状态以位姿表示，路径计算仅使用位置分量</w:t>
+            </w:r>
+          </w:p>
+        </w:tc>
+      </w:tr>
+      <w:tr>
+        <w:tc>
+          <w:tcPr>
+            <w:tcW w:type="dxa" w:w="2880"/>
+          </w:tcPr>
+          <w:p>
+            <w:pPr>
+              <w:spacing w:before="20" w:after="20"/>
+            </w:pPr>
+            <w:r>
+              <w:rPr>
+                <w:rFonts w:ascii="SimSun" w:hAnsi="SimSun" w:eastAsia="SimSun"/>
+                <w:sz w:val="17"/>
+              </w:rPr>
+              <w:t>11</w:t>
+            </w:r>
+          </w:p>
+        </w:tc>
+        <w:tc>
+          <w:tcPr>
+            <w:tcW w:type="dxa" w:w="2880"/>
+          </w:tcPr>
+          <w:p>
+            <w:pPr>
+              <w:spacing w:before="20" w:after="20"/>
+            </w:pPr>
+            <w:r>
+              <w:rPr>
+                <w:rFonts w:ascii="SimSun" w:hAnsi="SimSun" w:eastAsia="SimSun"/>
+                <w:b/>
+                <w:sz w:val="17"/>
+              </w:rPr>
+              <w:t>S2 的"平面占位""追加标记""可站立地面"含糊；高度参考面未定义</w:t>
+            </w:r>
+          </w:p>
+        </w:tc>
+        <w:tc>
+          <w:tcPr>
+            <w:tcW w:type="dxa" w:w="2880"/>
+          </w:tcPr>
+          <w:p>
+            <w:pPr>
+              <w:spacing w:before="20" w:after="20"/>
+            </w:pPr>
+            <w:r>
+              <w:rPr>
+                <w:rFonts w:ascii="SimSun" w:hAnsi="SimSun" w:eastAsia="SimSun"/>
+                <w:sz w:val="17"/>
+              </w:rPr>
+              <w:t>定义平面占位为三维几何在水平面的投影；"追加标记"写成"以平面占位为基础，将与其距离不大于对地安全距离的栅格追加标记为禁入栅格"；"可站立地面"改为"移动平台可跨越的低矮构件"；全部高度量统一相对所在作业区域的地面基准面</w:t>
+            </w:r>
+          </w:p>
+        </w:tc>
+      </w:tr>
+      <w:tr>
+        <w:tc>
+          <w:tcPr>
+            <w:tcW w:type="dxa" w:w="2880"/>
+          </w:tcPr>
+          <w:p>
+            <w:pPr>
+              <w:spacing w:before="20" w:after="20"/>
+            </w:pPr>
+            <w:r>
+              <w:rPr>
+                <w:rFonts w:ascii="SimSun" w:hAnsi="SimSun" w:eastAsia="SimSun"/>
+                <w:sz w:val="17"/>
+              </w:rPr>
+              <w:t>12</w:t>
+            </w:r>
+          </w:p>
+        </w:tc>
+        <w:tc>
+          <w:tcPr>
+            <w:tcW w:type="dxa" w:w="2880"/>
+          </w:tcPr>
+          <w:p>
+            <w:pPr>
+              <w:spacing w:before="20" w:after="20"/>
+            </w:pPr>
+            <w:r>
+              <w:rPr>
+                <w:rFonts w:ascii="SimSun" w:hAnsi="SimSun" w:eastAsia="SimSun"/>
+                <w:b/>
+                <w:sz w:val="17"/>
+              </w:rPr>
+              <w:t>S3"法向侧按预设距离档取点"有三种解释，图 3 画的是第三种</w:t>
+            </w:r>
+          </w:p>
+        </w:tc>
+        <w:tc>
+          <w:tcPr>
+            <w:tcW w:type="dxa" w:w="2880"/>
+          </w:tcPr>
+          <w:p>
+            <w:pPr>
+              <w:spacing w:before="20" w:after="20"/>
+            </w:pPr>
+            <w:r>
+              <w:rPr>
+                <w:rFonts w:ascii="SimSun" w:hAnsi="SimSun" w:eastAsia="SimSun"/>
+                <w:b/>
+                <w:sz w:val="17"/>
+              </w:rPr>
+              <w:t>核对代码后按其实际行为定稿</w:t>
+            </w:r>
+            <w:r>
+              <w:rPr>
+                <w:rFonts w:ascii="SimSun" w:hAnsi="SimSun" w:eastAsia="SimSun"/>
+                <w:sz w:val="17"/>
+              </w:rPr>
+              <w:t>：候选位置 = 分块形心 + 距离档 × 方向，方向为法向经方位角/俯仰角偏置旋转。图 3 相应重画为"以形心为球心、以距离档为半径、限制在法向锥内的球面区段"，此前沿分块整段外扩的画法与代码不符，已改正</w:t>
+            </w:r>
+          </w:p>
+        </w:tc>
+      </w:tr>
+      <w:tr>
+        <w:tc>
+          <w:tcPr>
+            <w:tcW w:type="dxa" w:w="2880"/>
+          </w:tcPr>
+          <w:p>
+            <w:pPr>
+              <w:spacing w:before="20" w:after="20"/>
+            </w:pPr>
+            <w:r>
+              <w:rPr>
+                <w:rFonts w:ascii="SimSun" w:hAnsi="SimSun" w:eastAsia="SimSun"/>
+                <w:sz w:val="17"/>
+              </w:rPr>
+              <w:t>13</w:t>
+            </w:r>
+          </w:p>
+        </w:tc>
+        <w:tc>
+          <w:tcPr>
+            <w:tcW w:type="dxa" w:w="2880"/>
+          </w:tcPr>
+          <w:p>
+            <w:pPr>
+              <w:spacing w:before="20" w:after="20"/>
+            </w:pPr>
+            <w:r>
+              <w:rPr>
+                <w:rFonts w:ascii="SimSun" w:hAnsi="SimSun" w:eastAsia="SimSun"/>
+                <w:b/>
+                <w:sz w:val="17"/>
+              </w:rPr>
+              <w:t>图 2/4/5/6 的图例与措辞</w:t>
+            </w:r>
+          </w:p>
+        </w:tc>
+        <w:tc>
+          <w:tcPr>
+            <w:tcW w:type="dxa" w:w="2880"/>
+          </w:tcPr>
+          <w:p>
+            <w:pPr>
+              <w:spacing w:before="20" w:after="20"/>
+            </w:pPr>
+            <w:r>
+              <w:rPr>
+                <w:rFonts w:ascii="SimSun" w:hAnsi="SimSun" w:eastAsia="SimSun"/>
+                <w:sz w:val="17"/>
+              </w:rPr>
+              <w:t>图 2：构件 C 去掉膨胀虚框、构件 B 补第二层平台半径膨胀；图 4：上图标明"该几何不属于规划用遮挡模型"、下图补输入—动作—结果；图 5：图例改为 ℓ(v)≤B / =B / &gt;B，回退候选改称"全部候选中满足 ℓ(v)≤B 且价值最高者"；图 6：全图加"有缺口"前提</w:t>
+            </w:r>
+          </w:p>
+        </w:tc>
+      </w:tr>
+      <w:tr>
+        <w:tc>
+          <w:tcPr>
+            <w:tcW w:type="dxa" w:w="2880"/>
+          </w:tcPr>
+          <w:p>
+            <w:pPr>
+              <w:spacing w:before="20" w:after="20"/>
+            </w:pPr>
+            <w:r>
+              <w:rPr>
+                <w:rFonts w:ascii="SimSun" w:hAnsi="SimSun" w:eastAsia="SimSun"/>
+                <w:sz w:val="17"/>
+              </w:rPr>
+              <w:t>14</w:t>
+            </w:r>
+          </w:p>
+        </w:tc>
+        <w:tc>
+          <w:tcPr>
+            <w:tcW w:type="dxa" w:w="2880"/>
+          </w:tcPr>
+          <w:p>
+            <w:pPr>
+              <w:spacing w:before="20" w:after="20"/>
+            </w:pPr>
+            <w:r>
+              <w:rPr>
+                <w:rFonts w:ascii="SimSun" w:hAnsi="SimSun" w:eastAsia="SimSun"/>
+                <w:b/>
+                <w:sz w:val="17"/>
+              </w:rPr>
+              <w:t>C 文件仍写"二维半可通行图"</w:t>
+            </w:r>
+          </w:p>
+        </w:tc>
+        <w:tc>
+          <w:tcPr>
+            <w:tcW w:type="dxa" w:w="2880"/>
+          </w:tcPr>
+          <w:p>
+            <w:pPr>
+              <w:spacing w:before="20" w:after="20"/>
+            </w:pPr>
+            <w:r>
+              <w:rPr>
+                <w:rFonts w:ascii="SimSun" w:hAnsi="SimSun" w:eastAsia="SimSun"/>
+                <w:sz w:val="17"/>
+              </w:rPr>
+              <w:t>改为"二维栅格可通行空间"；权 4、权 9 的条目描述同步更新</w:t>
+            </w:r>
+          </w:p>
+        </w:tc>
+      </w:tr>
+      <w:tr>
+        <w:tc>
+          <w:tcPr>
+            <w:tcW w:type="dxa" w:w="2880"/>
+          </w:tcPr>
+          <w:p>
+            <w:pPr>
+              <w:spacing w:before="20" w:after="20"/>
+            </w:pPr>
+            <w:r>
+              <w:rPr>
+                <w:rFonts w:ascii="SimSun" w:hAnsi="SimSun" w:eastAsia="SimSun"/>
+                <w:sz w:val="17"/>
+              </w:rPr>
+              <w:t>15</w:t>
+            </w:r>
+          </w:p>
+        </w:tc>
+        <w:tc>
+          <w:tcPr>
+            <w:tcW w:type="dxa" w:w="2880"/>
+          </w:tcPr>
+          <w:p>
+            <w:pPr>
+              <w:spacing w:before="20" w:after="20"/>
+            </w:pPr>
+            <w:r>
+              <w:rPr>
+                <w:rFonts w:ascii="SimSun" w:hAnsi="SimSun" w:eastAsia="SimSun"/>
+                <w:b/>
+                <w:sz w:val="17"/>
+              </w:rPr>
+              <w:t>两份阶段参考稿与定稿不一致，混在内部材料中</w:t>
+            </w:r>
+          </w:p>
+        </w:tc>
+        <w:tc>
+          <w:tcPr>
+            <w:tcW w:type="dxa" w:w="2880"/>
+          </w:tcPr>
+          <w:p>
+            <w:pPr>
+              <w:spacing w:before="20" w:after="20"/>
+            </w:pPr>
+            <w:r>
+              <w:rPr>
+                <w:rFonts w:ascii="SimSun" w:hAnsi="SimSun" w:eastAsia="SimSun"/>
+                <w:sz w:val="17"/>
+              </w:rPr>
+              <w:t xml:space="preserve">移入 </w:t>
+            </w:r>
+            <w:r>
+              <w:rPr>
+                <w:rFonts w:ascii="Consolas" w:hAnsi="Consolas" w:eastAsia="Consolas"/>
+                <w:sz w:val="17"/>
+              </w:rPr>
+              <w:t>05_历史过程稿_勿外发/</w:t>
+            </w:r>
+            <w:r>
+              <w:rPr>
+                <w:rFonts w:ascii="SimSun" w:hAnsi="SimSun" w:eastAsia="SimSun"/>
+                <w:sz w:val="17"/>
+              </w:rPr>
+              <w:t>，文件名加前缀，并附一份说明列出其与定稿的四处具体不一致</w:t>
+            </w:r>
+          </w:p>
+        </w:tc>
+      </w:tr>
+      <w:tr>
+        <w:tc>
+          <w:tcPr>
+            <w:tcW w:type="dxa" w:w="2880"/>
+          </w:tcPr>
+          <w:p>
+            <w:pPr>
+              <w:spacing w:before="20" w:after="20"/>
+            </w:pPr>
+            <w:r>
+              <w:rPr>
+                <w:rFonts w:ascii="SimSun" w:hAnsi="SimSun" w:eastAsia="SimSun"/>
+                <w:sz w:val="17"/>
+              </w:rPr>
+              <w:t>16</w:t>
+            </w:r>
+          </w:p>
+        </w:tc>
+        <w:tc>
+          <w:tcPr>
+            <w:tcW w:type="dxa" w:w="2880"/>
+          </w:tcPr>
+          <w:p>
+            <w:pPr>
+              <w:spacing w:before="20" w:after="20"/>
+            </w:pPr>
+            <w:r>
+              <w:rPr>
+                <w:rFonts w:ascii="SimSun" w:hAnsi="SimSun" w:eastAsia="SimSun"/>
+                <w:b/>
+                <w:sz w:val="17"/>
+              </w:rPr>
+              <w:t>Word 中出现原始 Markdown 星号</w:t>
+            </w:r>
+          </w:p>
+        </w:tc>
+        <w:tc>
+          <w:tcPr>
+            <w:tcW w:type="dxa" w:w="2880"/>
+          </w:tcPr>
+          <w:p>
+            <w:pPr>
+              <w:spacing w:before="20" w:after="20"/>
+            </w:pPr>
+            <w:r>
+              <w:rPr>
+                <w:rFonts w:ascii="SimSun" w:hAnsi="SimSun" w:eastAsia="SimSun"/>
+                <w:sz w:val="17"/>
+              </w:rPr>
+              <w:t>成因是列表项的续行被当作独立段落，把跨行的粗体标记拆开。转换器已修正为吸收续行</w:t>
             </w:r>
           </w:p>
         </w:tc>
@@ -4974,7 +5441,7 @@
         <w:rPr>
           <w:rFonts w:ascii="SimSun" w:hAnsi="SimSun" w:eastAsia="SimSun"/>
         </w:rPr>
-        <w:t>（按收口决定登记为未来改进，见《C》第三节）：体素外扩抑制措施；设备级分组；模型外物件的资产判别；配准判定位姿误差分支的可触发性。</w:t>
+        <w:t>（登记为未来改进，见《C》第三节）：体素外扩抑制措施；设备级分组；模型外物件的资产判别；配准判定位姿误差分支的可触发性。</w:t>
       </w:r>
     </w:p>
     <w:p>
@@ -5299,7 +5766,153 @@
                 <w:rFonts w:ascii="SimSun" w:hAnsi="SimSun" w:eastAsia="SimSun"/>
                 <w:sz w:val="17"/>
               </w:rPr>
-              <w:t>。D 表新增 1.10b（配准失败数据流的代码事实核对）与 1.5 的预算口径核对行</w:t>
+              <w:t>。D 表含 1.10b（配准失败数据流的代码事实核对）与 1.5 的预算口径核对行</w:t>
+            </w:r>
+          </w:p>
+        </w:tc>
+      </w:tr>
+      <w:tr>
+        <w:tc>
+          <w:tcPr>
+            <w:tcW w:type="dxa" w:w="4320"/>
+          </w:tcPr>
+          <w:p>
+            <w:pPr>
+              <w:spacing w:before="20" w:after="20"/>
+            </w:pPr>
+            <w:r>
+              <w:rPr>
+                <w:rFonts w:ascii="SimSun" w:hAnsi="SimSun" w:eastAsia="SimSun"/>
+                <w:sz w:val="17"/>
+              </w:rPr>
+              <w:t>S7→S8 的条件分支是否完整二分</w:t>
+            </w:r>
+          </w:p>
+        </w:tc>
+        <w:tc>
+          <w:tcPr>
+            <w:tcW w:type="dxa" w:w="4320"/>
+          </w:tcPr>
+          <w:p>
+            <w:pPr>
+              <w:spacing w:before="20" w:after="20"/>
+            </w:pPr>
+            <w:r>
+              <w:rPr>
+                <w:rFonts w:ascii="SimSun" w:hAnsi="SimSun" w:eastAsia="SimSun"/>
+                <w:b/>
+                <w:sz w:val="17"/>
+              </w:rPr>
+              <w:t>是</w:t>
+            </w:r>
+            <w:r>
+              <w:rPr>
+                <w:rFonts w:ascii="SimSun" w:hAnsi="SimSun" w:eastAsia="SimSun"/>
+                <w:sz w:val="17"/>
+              </w:rPr>
+              <w:t>。满足时并入体素并更新证据；不满足时两者均保持不变。不存在"体素不存在却要求并入"的情形</w:t>
+            </w:r>
+          </w:p>
+        </w:tc>
+      </w:tr>
+      <w:tr>
+        <w:tc>
+          <w:tcPr>
+            <w:tcW w:type="dxa" w:w="4320"/>
+          </w:tcPr>
+          <w:p>
+            <w:pPr>
+              <w:spacing w:before="20" w:after="20"/>
+            </w:pPr>
+            <w:r>
+              <w:rPr>
+                <w:rFonts w:ascii="SimSun" w:hAnsi="SimSun" w:eastAsia="SimSun"/>
+                <w:sz w:val="17"/>
+              </w:rPr>
+              <w:t>图件是否与最终逻辑一致</w:t>
+            </w:r>
+          </w:p>
+        </w:tc>
+        <w:tc>
+          <w:tcPr>
+            <w:tcW w:type="dxa" w:w="4320"/>
+          </w:tcPr>
+          <w:p>
+            <w:pPr>
+              <w:spacing w:before="20" w:after="20"/>
+            </w:pPr>
+            <w:r>
+              <w:rPr>
+                <w:rFonts w:ascii="SimSun" w:hAnsi="SimSun" w:eastAsia="SimSun"/>
+                <w:b/>
+                <w:sz w:val="17"/>
+              </w:rPr>
+              <w:t>是</w:t>
+            </w:r>
+            <w:r>
+              <w:rPr>
+                <w:rFonts w:ascii="SimSun" w:hAnsi="SimSun" w:eastAsia="SimSun"/>
+                <w:sz w:val="17"/>
+              </w:rPr>
+              <w:t>。图 1 已按 S7b 在前重画；图 3 已按代码的"形心＋距离档×方向"重画</w:t>
+            </w:r>
+          </w:p>
+        </w:tc>
+      </w:tr>
+      <w:tr>
+        <w:tc>
+          <w:tcPr>
+            <w:tcW w:type="dxa" w:w="4320"/>
+          </w:tcPr>
+          <w:p>
+            <w:pPr>
+              <w:spacing w:before="20" w:after="20"/>
+            </w:pPr>
+            <w:r>
+              <w:rPr>
+                <w:rFonts w:ascii="SimSun" w:hAnsi="SimSun" w:eastAsia="SimSun"/>
+                <w:sz w:val="17"/>
+              </w:rPr>
+              <w:t>历史过程稿是否已隔离</w:t>
+            </w:r>
+          </w:p>
+        </w:tc>
+        <w:tc>
+          <w:tcPr>
+            <w:tcW w:type="dxa" w:w="4320"/>
+          </w:tcPr>
+          <w:p>
+            <w:pPr>
+              <w:spacing w:before="20" w:after="20"/>
+            </w:pPr>
+            <w:r>
+              <w:rPr>
+                <w:rFonts w:ascii="SimSun" w:hAnsi="SimSun" w:eastAsia="SimSun"/>
+                <w:b/>
+                <w:sz w:val="17"/>
+              </w:rPr>
+              <w:t>是</w:t>
+            </w:r>
+            <w:r>
+              <w:rPr>
+                <w:rFonts w:ascii="SimSun" w:hAnsi="SimSun" w:eastAsia="SimSun"/>
+                <w:sz w:val="17"/>
+              </w:rPr>
+              <w:t xml:space="preserve">。移入 </w:t>
+            </w:r>
+            <w:r>
+              <w:rPr>
+                <w:rFonts w:ascii="Consolas" w:hAnsi="Consolas" w:eastAsia="Consolas"/>
+                <w:sz w:val="17"/>
+              </w:rPr>
+              <w:t>05_历史过程稿_勿外发/</w:t>
+            </w:r>
+            <w:r>
+              <w:rPr>
+                <w:rFonts w:ascii="SimSun" w:hAnsi="SimSun" w:eastAsia="SimSun"/>
+                <w:sz w:val="17"/>
+              </w:rPr>
+              <w:t xml:space="preserve"> 并附不一致清单，不随交付发出</w:t>
             </w:r>
           </w:p>
         </w:tc>
@@ -5896,19 +6509,7 @@
         <w:rPr>
           <w:rFonts w:ascii="SimSun" w:hAnsi="SimSun" w:eastAsia="SimSun"/>
         </w:rPr>
-        <w:t>《C》所列 8 项权项与法律事项须由代理人结合检索结果与母专利法律状态决定，</w:t>
-      </w:r>
-    </w:p>
-    <w:p>
-      <w:pPr>
-        <w:spacing w:after="80"/>
-        <w:jc w:val="both"/>
-      </w:pPr>
-      <w:r>
-        <w:rPr>
-          <w:rFonts w:ascii="SimSun" w:hAnsi="SimSun" w:eastAsia="SimSun"/>
-        </w:rPr>
-        <w:t xml:space="preserve">   其中第 6 项（母专利申请日、公开日、申请状态、优先权及抵触申请风险）是权项   布局的前置条件。</w:t>
+        <w:t>《C》所列 8 项权项与法律事项须由代理人结合检索结果与母专利法律状态决定，其中第 6 项（母专利申请日、公开日、申请状态、优先权及抵触申请风险）是权项布局的前置条件。</w:t>
       </w:r>
     </w:p>
     <w:p>
@@ -5920,19 +6521,20 @@
         <w:rPr>
           <w:rFonts w:ascii="SimSun" w:hAnsi="SimSun" w:eastAsia="SimSun"/>
         </w:rPr>
-        <w:t>《D》是说明书"有益效果"每一处数字的唯一依据，**其中"明确禁止的表述"一列在</w:t>
+        <w:t>《D》是说明书"有益效果"每一处数字的唯一依据，</w:t>
       </w:r>
-    </w:p>
-    <w:p>
-      <w:pPr>
-        <w:spacing w:after="80"/>
-        <w:jc w:val="both"/>
-      </w:pPr>
+      <w:r>
+        <w:rPr>
+          <w:rFonts w:ascii="SimSun" w:hAnsi="SimSun" w:eastAsia="SimSun"/>
+          <w:b/>
+        </w:rPr>
+        <w:t>其中"明确禁止的表述"一列在答复审查意见时同样适用</w:t>
+      </w:r>
       <w:r>
         <w:rPr>
           <w:rFonts w:ascii="SimSun" w:hAnsi="SimSun" w:eastAsia="SimSun"/>
         </w:rPr>
-        <w:t xml:space="preserve">   答复审查意见时同样适用**——尤其不得把"降低可见性预测误差"改写为"提高扫描   恢复率"，二者在本项目的实验中是被分别检验且结论不同的两个主张。</w:t>
+        <w:t>——尤其不得把"降低可见性预测误差"改写为"提高扫描恢复率"，二者在本项目的实验中是被分别检验且结论不同的两个主张。</w:t>
       </w:r>
     </w:p>
     <w:p>
@@ -5944,19 +6546,7 @@
         <w:rPr>
           <w:rFonts w:ascii="SimSun" w:hAnsi="SimSun" w:eastAsia="SimSun"/>
         </w:rPr>
-        <w:t>附图若按专利局要求改为黑白线条图，《E》附录所列四项检查须重做；图 3 的距离层</w:t>
-      </w:r>
-    </w:p>
-    <w:p>
-      <w:pPr>
-        <w:spacing w:after="80"/>
-        <w:jc w:val="both"/>
-      </w:pPr>
-      <w:r>
-        <w:rPr>
-          <w:rFonts w:ascii="SimSun" w:hAnsi="SimSun" w:eastAsia="SimSun"/>
-        </w:rPr>
-        <w:t xml:space="preserve">   与图 5 的等代价边界两处易错点须单独向制图人员强调。</w:t>
+        <w:t>附图若按专利局要求改为黑白线条图，《E》附录所列四项检查须重做；图 3 的距离层与图 5 的等代价边界两处易错点须单独向制图人员强调。</w:t>
       </w:r>
     </w:p>
     <w:sectPr>

--- a/交付_20260809_补充扫描规划专利/03_内部材料/最终交付检查表.docx
+++ b/交付_20260809_补充扫描规划专利/03_内部材料/最终交付检查表.docx
@@ -45,7 +45,7 @@
         <w:rPr>
           <w:rFonts w:ascii="SimSun" w:hAnsi="SimSun" w:eastAsia="SimSun"/>
         </w:rPr>
-        <w:t xml:space="preserve">：2026-08-09（第七轮交付前收口后）　　</w:t>
+        <w:t xml:space="preserve">：2026-08-09（第八轮逐页复核后）　　</w:t>
       </w:r>
       <w:r>
         <w:rPr>
@@ -4423,7 +4423,21 @@
           <w:color w:val="000000"/>
           <w:sz w:val="27"/>
         </w:rPr>
-        <w:t>三、本轮修改清单（第七轮：交付前收口）</w:t>
+        <w:t>三、本轮修改清单（第八轮：逐页复核）</w:t>
+      </w:r>
+    </w:p>
+    <w:p>
+      <w:pPr>
+        <w:pStyle w:val="Heading3"/>
+        <w:spacing w:before="120" w:after="80"/>
+      </w:pPr>
+      <w:r>
+        <w:rPr>
+          <w:rFonts w:ascii="SimHei" w:hAnsi="SimHei" w:eastAsia="SimHei"/>
+          <w:color w:val="000000"/>
+          <w:sz w:val="24"/>
+        </w:rPr>
+        <w:t>四项必修</w:t>
       </w:r>
     </w:p>
     <w:tbl>
@@ -4526,14 +4540,14 @@
                 <w:b/>
                 <w:sz w:val="17"/>
               </w:rPr>
-              <w:t>权 1 S7→S8 的条件分支错误</w:t>
-            </w:r>
-            <w:r>
-              <w:rPr>
-                <w:rFonts w:ascii="SimSun" w:hAnsi="SimSun" w:eastAsia="SimSun"/>
-                <w:sz w:val="17"/>
-              </w:rPr>
-              <w:t>：S7 以更新条件为前提，S8 却无条件并入体素——不满足条件时该体素并不存在</w:t>
+              <w:t>A_j 被同时定义为两个不同的量</w:t>
+            </w:r>
+            <w:r>
+              <w:rPr>
+                <w:rFonts w:ascii="SimSun" w:hAnsi="SimSun" w:eastAsia="SimSun"/>
+                <w:sz w:val="17"/>
+              </w:rPr>
+              <w:t>：S1(d) 用它表示"可用缺口证据下标集合"，8.6 与符号表用它表示"分块面积"，且符号表出现两条 A_j</w:t>
             </w:r>
           </w:p>
         </w:tc>
@@ -4550,7 +4564,22 @@
                 <w:rFonts w:ascii="SimSun" w:hAnsi="SimSun" w:eastAsia="SimSun"/>
                 <w:sz w:val="17"/>
               </w:rPr>
-              <w:t>S8 改为完整二分：满足时并入体素并更新缺口证据；不满足时遮挡模型与缺口证据均保持不变</w:t>
+              <w:t xml:space="preserve">面积保留 A_j；证据下标集合改为 </w:t>
+            </w:r>
+            <w:r>
+              <w:rPr>
+                <w:rFonts w:ascii="SimSun" w:hAnsi="SimSun" w:eastAsia="SimSun"/>
+                <w:b/>
+                <w:sz w:val="17"/>
+              </w:rPr>
+              <w:t>K_j</w:t>
+            </w:r>
+            <w:r>
+              <w:rPr>
+                <w:rFonts w:ascii="SimSun" w:hAnsi="SimSun" w:eastAsia="SimSun"/>
+                <w:sz w:val="17"/>
+              </w:rPr>
+              <w:t>，公式与符号表同步</w:t>
             </w:r>
           </w:p>
         </w:tc>
@@ -4587,14 +4616,7 @@
                 <w:b/>
                 <w:sz w:val="17"/>
               </w:rPr>
-              <w:t>图 1 落后于最终逻辑</w:t>
-            </w:r>
-            <w:r>
-              <w:rPr>
-                <w:rFonts w:ascii="SimSun" w:hAnsi="SimSun" w:eastAsia="SimSun"/>
-                <w:sz w:val="17"/>
-              </w:rPr>
-              <w:t>：仍画 S6→S7a→S7b→S8，与"配准不可用则 S7a 不执行"相反</w:t>
+              <w:t>"缺口表面分块"无引用基础，且权 6 范围与说明书／图 6 不一致</w:t>
             </w:r>
           </w:p>
         </w:tc>
@@ -4611,7 +4633,7 @@
                 <w:rFonts w:ascii="SimSun" w:hAnsi="SimSun" w:eastAsia="SimSun"/>
                 <w:sz w:val="17"/>
               </w:rPr>
-              <w:t>重画：S6 →「是否启用 S7b」→（否：缺省视为满足）／（是：S7b）→「是否满足更新条件」→ 是：S7a→S8；否：两者保持不变＋记录失败站位。并在图注写明为何 S7b 在前</w:t>
+              <w:t>权 1 S1 末尾增加"并依据所述缺口证据自所述表面分块中确定缺口表面分块"；权 6 的分组范围限定到缺口表面分块并写明"不存在缺口表面分块的构件不参与分组"；权 1 S8 的循环条件改用同一名词</w:t>
             </w:r>
           </w:p>
         </w:tc>
@@ -4648,14 +4670,7 @@
                 <w:b/>
                 <w:sz w:val="17"/>
               </w:rPr>
-              <w:t>S1 解释不足</w:t>
-            </w:r>
-            <w:r>
-              <w:rPr>
-                <w:rFonts w:ascii="SimSun" w:hAnsi="SimSun" w:eastAsia="SimSun"/>
-                <w:sz w:val="17"/>
-              </w:rPr>
-              <w:t>：未定义缺口证据种类、点—分块关联、G_gap 与 G_task 的关系式，且缺口阈值 τ_gap 在定稿中消失，导致 S8 的"仍存在缺口"无定义</w:t>
+              <w:t>D_obs 与 D_rng 数学上近乎同一个量</w:t>
             </w:r>
           </w:p>
         </w:tc>
@@ -4670,24 +4685,17 @@
             <w:r>
               <w:rPr>
                 <w:rFonts w:ascii="SimSun" w:hAnsi="SimSun" w:eastAsia="SimSun"/>
-                <w:sz w:val="17"/>
-              </w:rPr>
-              <w:t>S1 展开为 (a) 分块切分（区分前提与判定条件）／(b) 点—分块关联（含唯一归属与并列裁决）／(c) 四类缺口证据及方向统一、不可获得时的权重重归一／(d) G_gap 与 G_task 的关系式／</w:t>
-            </w:r>
-            <w:r>
-              <w:rPr>
-                <w:rFonts w:ascii="SimSun" w:hAnsi="SimSun" w:eastAsia="SimSun"/>
                 <w:b/>
                 <w:sz w:val="17"/>
               </w:rPr>
-              <w:t>(e) 缺口表面分块的判定：G_gap ≥ τ_gap</w:t>
-            </w:r>
-            <w:r>
-              <w:rPr>
-                <w:rFonts w:ascii="SimSun" w:hAnsi="SimSun" w:eastAsia="SimSun"/>
-                <w:sz w:val="17"/>
-              </w:rPr>
-              <w:t>。S3 目标筛选、S5 求和范围、S8 循环条件均以 (e) 为准</w:t>
+              <w:t>核对代码后按其实际定义重写整张证据表</w:t>
+            </w:r>
+            <w:r>
+              <w:rPr>
+                <w:rFonts w:ascii="SimSun" w:hAnsi="SimSun" w:eastAsia="SimSun"/>
+                <w:sz w:val="17"/>
+              </w:rPr>
+              <w:t>：D_obs 由"是否被直接观测、有效视角数、投影分辨率质量、配准置信度"四项加权，不是点密度；另有 D_ang（角度）、D_geo（覆盖率与密度比）、D_occ（遮挡）、D_rng（相对按重要度缩放后的所需密度）。并补一段说明 D_geo 与 D_rng 的分母不同，不是同一个量</w:t>
             </w:r>
           </w:p>
         </w:tc>
@@ -4724,14 +4732,7 @@
                 <w:b/>
                 <w:sz w:val="17"/>
               </w:rPr>
-              <w:t>技术问题二仍是旧预算逻辑</w:t>
-            </w:r>
-            <w:r>
-              <w:rPr>
-                <w:rFonts w:ascii="SimSun" w:hAnsi="SimSun" w:eastAsia="SimSun"/>
-                <w:sz w:val="17"/>
-              </w:rPr>
-              <w:t>：仍写"路径与作业时间预算""整条路线的预算"</w:t>
+              <w:t>E 附图说明未同步新图，成为交付包内最大的前后矛盾</w:t>
             </w:r>
           </w:p>
         </w:tc>
@@ -4748,677 +4749,7 @@
                 <w:rFonts w:ascii="SimSun" w:hAnsi="SimSun" w:eastAsia="SimSun"/>
                 <w:sz w:val="17"/>
               </w:rPr>
-              <w:t>按最新方案改写为"每执行一站后当前位置与剩余可通行路径代价预算均变化，前一轮预选的待执行站位中可能不存在满足当前剩余预算者"</w:t>
-            </w:r>
-          </w:p>
-        </w:tc>
-      </w:tr>
-      <w:tr>
-        <w:tc>
-          <w:tcPr>
-            <w:tcW w:type="dxa" w:w="2880"/>
-          </w:tcPr>
-          <w:p>
-            <w:pPr>
-              <w:spacing w:before="20" w:after="20"/>
-            </w:pPr>
-            <w:r>
-              <w:rPr>
-                <w:rFonts w:ascii="SimSun" w:hAnsi="SimSun" w:eastAsia="SimSun"/>
-                <w:sz w:val="17"/>
-              </w:rPr>
-              <w:t>5</w:t>
-            </w:r>
-          </w:p>
-        </w:tc>
-        <w:tc>
-          <w:tcPr>
-            <w:tcW w:type="dxa" w:w="2880"/>
-          </w:tcPr>
-          <w:p>
-            <w:pPr>
-              <w:spacing w:before="20" w:after="20"/>
-            </w:pPr>
-            <w:r>
-              <w:rPr>
-                <w:rFonts w:ascii="SimSun" w:hAnsi="SimSun" w:eastAsia="SimSun"/>
-                <w:b/>
-                <w:sz w:val="17"/>
-              </w:rPr>
-              <w:t>"可通行路径代价"单位是米却叫"代价"</w:t>
-            </w:r>
-          </w:p>
-        </w:tc>
-        <w:tc>
-          <w:tcPr>
-            <w:tcW w:type="dxa" w:w="2880"/>
-          </w:tcPr>
-          <w:p>
-            <w:pPr>
-              <w:spacing w:before="20" w:after="20"/>
-            </w:pPr>
-            <w:r>
-              <w:rPr>
-                <w:rFonts w:ascii="SimSun" w:hAnsi="SimSun" w:eastAsia="SimSun"/>
-                <w:sz w:val="17"/>
-              </w:rPr>
-              <w:t>首次出现处说明：这是上位概念，本实施方式取二维自由空间栅格上的最短可通行路径长度，单位米，不含坡度、能耗或风险分量</w:t>
-            </w:r>
-          </w:p>
-        </w:tc>
-      </w:tr>
-      <w:tr>
-        <w:tc>
-          <w:tcPr>
-            <w:tcW w:type="dxa" w:w="2880"/>
-          </w:tcPr>
-          <w:p>
-            <w:pPr>
-              <w:spacing w:before="20" w:after="20"/>
-            </w:pPr>
-            <w:r>
-              <w:rPr>
-                <w:rFonts w:ascii="SimSun" w:hAnsi="SimSun" w:eastAsia="SimSun"/>
-                <w:sz w:val="17"/>
-              </w:rPr>
-              <w:t>6</w:t>
-            </w:r>
-          </w:p>
-        </w:tc>
-        <w:tc>
-          <w:tcPr>
-            <w:tcW w:type="dxa" w:w="2880"/>
-          </w:tcPr>
-          <w:p>
-            <w:pPr>
-              <w:spacing w:before="20" w:after="20"/>
-            </w:pPr>
-            <w:r>
-              <w:rPr>
-                <w:rFonts w:ascii="SimSun" w:hAnsi="SimSun" w:eastAsia="SimSun"/>
-                <w:b/>
-                <w:sz w:val="17"/>
-              </w:rPr>
-              <w:t>"满足预算"是缩写</w:t>
-            </w:r>
-          </w:p>
-        </w:tc>
-        <w:tc>
-          <w:tcPr>
-            <w:tcW w:type="dxa" w:w="2880"/>
-          </w:tcPr>
-          <w:p>
-            <w:pPr>
-              <w:spacing w:before="20" w:after="20"/>
-            </w:pPr>
-            <w:r>
-              <w:rPr>
-                <w:rFonts w:ascii="SimSun" w:hAnsi="SimSun" w:eastAsia="SimSun"/>
-                <w:sz w:val="17"/>
-              </w:rPr>
-              <w:t>权 1 S6 首次出现处给出机械定义并约定简称</w:t>
-            </w:r>
-          </w:p>
-        </w:tc>
-      </w:tr>
-      <w:tr>
-        <w:tc>
-          <w:tcPr>
-            <w:tcW w:type="dxa" w:w="2880"/>
-          </w:tcPr>
-          <w:p>
-            <w:pPr>
-              <w:spacing w:before="20" w:after="20"/>
-            </w:pPr>
-            <w:r>
-              <w:rPr>
-                <w:rFonts w:ascii="SimSun" w:hAnsi="SimSun" w:eastAsia="SimSun"/>
-                <w:sz w:val="17"/>
-              </w:rPr>
-              <w:t>7</w:t>
-            </w:r>
-          </w:p>
-        </w:tc>
-        <w:tc>
-          <w:tcPr>
-            <w:tcW w:type="dxa" w:w="2880"/>
-          </w:tcPr>
-          <w:p>
-            <w:pPr>
-              <w:spacing w:before="20" w:after="20"/>
-            </w:pPr>
-            <w:r>
-              <w:rPr>
-                <w:rFonts w:ascii="SimSun" w:hAnsi="SimSun" w:eastAsia="SimSun"/>
-                <w:b/>
-                <w:sz w:val="17"/>
-              </w:rPr>
-              <w:t>8.6 的"内部预算"是新黑箱</w:t>
-            </w:r>
-          </w:p>
-        </w:tc>
-        <w:tc>
-          <w:tcPr>
-            <w:tcW w:type="dxa" w:w="2880"/>
-          </w:tcPr>
-          <w:p>
-            <w:pPr>
-              <w:spacing w:before="20" w:after="20"/>
-            </w:pPr>
-            <w:r>
-              <w:rPr>
-                <w:rFonts w:ascii="SimSun" w:hAnsi="SimSun" w:eastAsia="SimSun"/>
-                <w:sz w:val="17"/>
-              </w:rPr>
-              <w:t>正式定义 B_sel = B + n_rem · t_scan · v_move，说明 n_rem 的来源，并明确它只在 S5 内部使用、不参与 S6 判定与 S8 扣减</w:t>
-            </w:r>
-          </w:p>
-        </w:tc>
-      </w:tr>
-      <w:tr>
-        <w:tc>
-          <w:tcPr>
-            <w:tcW w:type="dxa" w:w="2880"/>
-          </w:tcPr>
-          <w:p>
-            <w:pPr>
-              <w:spacing w:before="20" w:after="20"/>
-            </w:pPr>
-            <w:r>
-              <w:rPr>
-                <w:rFonts w:ascii="SimSun" w:hAnsi="SimSun" w:eastAsia="SimSun"/>
-                <w:sz w:val="17"/>
-              </w:rPr>
-              <w:t>8</w:t>
-            </w:r>
-          </w:p>
-        </w:tc>
-        <w:tc>
-          <w:tcPr>
-            <w:tcW w:type="dxa" w:w="2880"/>
-          </w:tcPr>
-          <w:p>
-            <w:pPr>
-              <w:spacing w:before="20" w:after="20"/>
-            </w:pPr>
-            <w:r>
-              <w:rPr>
-                <w:rFonts w:ascii="SimSun" w:hAnsi="SimSun" w:eastAsia="SimSun"/>
-                <w:b/>
-                <w:sz w:val="17"/>
-              </w:rPr>
-              <w:t>权 4 的"覆盖成功概率"无来源</w:t>
-            </w:r>
-          </w:p>
-        </w:tc>
-        <w:tc>
-          <w:tcPr>
-            <w:tcW w:type="dxa" w:w="2880"/>
-          </w:tcPr>
-          <w:p>
-            <w:pPr>
-              <w:spacing w:before="20" w:after="20"/>
-            </w:pPr>
-            <w:r>
-              <w:rPr>
-                <w:rFonts w:ascii="SimSun" w:hAnsi="SimSun" w:eastAsia="SimSun"/>
-                <w:sz w:val="17"/>
-              </w:rPr>
-              <w:t>权 1 S4 增加上位输出：由可见性与观测质量确定覆盖成功概率</w:t>
-            </w:r>
-          </w:p>
-        </w:tc>
-      </w:tr>
-      <w:tr>
-        <w:tc>
-          <w:tcPr>
-            <w:tcW w:type="dxa" w:w="2880"/>
-          </w:tcPr>
-          <w:p>
-            <w:pPr>
-              <w:spacing w:before="20" w:after="20"/>
-            </w:pPr>
-            <w:r>
-              <w:rPr>
-                <w:rFonts w:ascii="SimSun" w:hAnsi="SimSun" w:eastAsia="SimSun"/>
-                <w:sz w:val="17"/>
-              </w:rPr>
-              <w:t>9</w:t>
-            </w:r>
-          </w:p>
-        </w:tc>
-        <w:tc>
-          <w:tcPr>
-            <w:tcW w:type="dxa" w:w="2880"/>
-          </w:tcPr>
-          <w:p>
-            <w:pPr>
-              <w:spacing w:before="20" w:after="20"/>
-            </w:pPr>
-            <w:r>
-              <w:rPr>
-                <w:rFonts w:ascii="SimSun" w:hAnsi="SimSun" w:eastAsia="SimSun"/>
-                <w:b/>
-                <w:sz w:val="17"/>
-              </w:rPr>
-              <w:t>权 5 的"收益增量"无定义</w:t>
-            </w:r>
-          </w:p>
-        </w:tc>
-        <w:tc>
-          <w:tcPr>
-            <w:tcW w:type="dxa" w:w="2880"/>
-          </w:tcPr>
-          <w:p>
-            <w:pPr>
-              <w:spacing w:before="20" w:after="20"/>
-            </w:pPr>
-            <w:r>
-              <w:rPr>
-                <w:rFonts w:ascii="SimSun" w:hAnsi="SimSun" w:eastAsia="SimSun"/>
-                <w:sz w:val="17"/>
-              </w:rPr>
-              <w:t>依代码定义为"相对当前覆盖状态新增获得的覆盖收益"，由缺口分块的任务分数、面积与覆盖成功概率之积求和</w:t>
-            </w:r>
-          </w:p>
-        </w:tc>
-      </w:tr>
-      <w:tr>
-        <w:tc>
-          <w:tcPr>
-            <w:tcW w:type="dxa" w:w="2880"/>
-          </w:tcPr>
-          <w:p>
-            <w:pPr>
-              <w:spacing w:before="20" w:after="20"/>
-            </w:pPr>
-            <w:r>
-              <w:rPr>
-                <w:rFonts w:ascii="SimSun" w:hAnsi="SimSun" w:eastAsia="SimSun"/>
-                <w:sz w:val="17"/>
-              </w:rPr>
-              <w:t>10</w:t>
-            </w:r>
-          </w:p>
-        </w:tc>
-        <w:tc>
-          <w:tcPr>
-            <w:tcW w:type="dxa" w:w="2880"/>
-          </w:tcPr>
-          <w:p>
-            <w:pPr>
-              <w:spacing w:before="20" w:after="20"/>
-            </w:pPr>
-            <w:r>
-              <w:rPr>
-                <w:rFonts w:ascii="SimSun" w:hAnsi="SimSun" w:eastAsia="SimSun"/>
-                <w:b/>
-                <w:sz w:val="17"/>
-              </w:rPr>
-              <w:t>"当前位姿"与"站位"混用，且无朝向定义</w:t>
-            </w:r>
-          </w:p>
-        </w:tc>
-        <w:tc>
-          <w:tcPr>
-            <w:tcW w:type="dxa" w:w="2880"/>
-          </w:tcPr>
-          <w:p>
-            <w:pPr>
-              <w:spacing w:before="20" w:after="20"/>
-            </w:pPr>
-            <w:r>
-              <w:rPr>
-                <w:rFonts w:ascii="SimSun" w:hAnsi="SimSun" w:eastAsia="SimSun"/>
-                <w:sz w:val="17"/>
-              </w:rPr>
-              <w:t>全文改为"当前位置"，并说明若平台状态以位姿表示，路径计算仅使用位置分量</w:t>
-            </w:r>
-          </w:p>
-        </w:tc>
-      </w:tr>
-      <w:tr>
-        <w:tc>
-          <w:tcPr>
-            <w:tcW w:type="dxa" w:w="2880"/>
-          </w:tcPr>
-          <w:p>
-            <w:pPr>
-              <w:spacing w:before="20" w:after="20"/>
-            </w:pPr>
-            <w:r>
-              <w:rPr>
-                <w:rFonts w:ascii="SimSun" w:hAnsi="SimSun" w:eastAsia="SimSun"/>
-                <w:sz w:val="17"/>
-              </w:rPr>
-              <w:t>11</w:t>
-            </w:r>
-          </w:p>
-        </w:tc>
-        <w:tc>
-          <w:tcPr>
-            <w:tcW w:type="dxa" w:w="2880"/>
-          </w:tcPr>
-          <w:p>
-            <w:pPr>
-              <w:spacing w:before="20" w:after="20"/>
-            </w:pPr>
-            <w:r>
-              <w:rPr>
-                <w:rFonts w:ascii="SimSun" w:hAnsi="SimSun" w:eastAsia="SimSun"/>
-                <w:b/>
-                <w:sz w:val="17"/>
-              </w:rPr>
-              <w:t>S2 的"平面占位""追加标记""可站立地面"含糊；高度参考面未定义</w:t>
-            </w:r>
-          </w:p>
-        </w:tc>
-        <w:tc>
-          <w:tcPr>
-            <w:tcW w:type="dxa" w:w="2880"/>
-          </w:tcPr>
-          <w:p>
-            <w:pPr>
-              <w:spacing w:before="20" w:after="20"/>
-            </w:pPr>
-            <w:r>
-              <w:rPr>
-                <w:rFonts w:ascii="SimSun" w:hAnsi="SimSun" w:eastAsia="SimSun"/>
-                <w:sz w:val="17"/>
-              </w:rPr>
-              <w:t>定义平面占位为三维几何在水平面的投影；"追加标记"写成"以平面占位为基础，将与其距离不大于对地安全距离的栅格追加标记为禁入栅格"；"可站立地面"改为"移动平台可跨越的低矮构件"；全部高度量统一相对所在作业区域的地面基准面</w:t>
-            </w:r>
-          </w:p>
-        </w:tc>
-      </w:tr>
-      <w:tr>
-        <w:tc>
-          <w:tcPr>
-            <w:tcW w:type="dxa" w:w="2880"/>
-          </w:tcPr>
-          <w:p>
-            <w:pPr>
-              <w:spacing w:before="20" w:after="20"/>
-            </w:pPr>
-            <w:r>
-              <w:rPr>
-                <w:rFonts w:ascii="SimSun" w:hAnsi="SimSun" w:eastAsia="SimSun"/>
-                <w:sz w:val="17"/>
-              </w:rPr>
-              <w:t>12</w:t>
-            </w:r>
-          </w:p>
-        </w:tc>
-        <w:tc>
-          <w:tcPr>
-            <w:tcW w:type="dxa" w:w="2880"/>
-          </w:tcPr>
-          <w:p>
-            <w:pPr>
-              <w:spacing w:before="20" w:after="20"/>
-            </w:pPr>
-            <w:r>
-              <w:rPr>
-                <w:rFonts w:ascii="SimSun" w:hAnsi="SimSun" w:eastAsia="SimSun"/>
-                <w:b/>
-                <w:sz w:val="17"/>
-              </w:rPr>
-              <w:t>S3"法向侧按预设距离档取点"有三种解释，图 3 画的是第三种</w:t>
-            </w:r>
-          </w:p>
-        </w:tc>
-        <w:tc>
-          <w:tcPr>
-            <w:tcW w:type="dxa" w:w="2880"/>
-          </w:tcPr>
-          <w:p>
-            <w:pPr>
-              <w:spacing w:before="20" w:after="20"/>
-            </w:pPr>
-            <w:r>
-              <w:rPr>
-                <w:rFonts w:ascii="SimSun" w:hAnsi="SimSun" w:eastAsia="SimSun"/>
-                <w:b/>
-                <w:sz w:val="17"/>
-              </w:rPr>
-              <w:t>核对代码后按其实际行为定稿</w:t>
-            </w:r>
-            <w:r>
-              <w:rPr>
-                <w:rFonts w:ascii="SimSun" w:hAnsi="SimSun" w:eastAsia="SimSun"/>
-                <w:sz w:val="17"/>
-              </w:rPr>
-              <w:t>：候选位置 = 分块形心 + 距离档 × 方向，方向为法向经方位角/俯仰角偏置旋转。图 3 相应重画为"以形心为球心、以距离档为半径、限制在法向锥内的球面区段"，此前沿分块整段外扩的画法与代码不符，已改正</w:t>
-            </w:r>
-          </w:p>
-        </w:tc>
-      </w:tr>
-      <w:tr>
-        <w:tc>
-          <w:tcPr>
-            <w:tcW w:type="dxa" w:w="2880"/>
-          </w:tcPr>
-          <w:p>
-            <w:pPr>
-              <w:spacing w:before="20" w:after="20"/>
-            </w:pPr>
-            <w:r>
-              <w:rPr>
-                <w:rFonts w:ascii="SimSun" w:hAnsi="SimSun" w:eastAsia="SimSun"/>
-                <w:sz w:val="17"/>
-              </w:rPr>
-              <w:t>13</w:t>
-            </w:r>
-          </w:p>
-        </w:tc>
-        <w:tc>
-          <w:tcPr>
-            <w:tcW w:type="dxa" w:w="2880"/>
-          </w:tcPr>
-          <w:p>
-            <w:pPr>
-              <w:spacing w:before="20" w:after="20"/>
-            </w:pPr>
-            <w:r>
-              <w:rPr>
-                <w:rFonts w:ascii="SimSun" w:hAnsi="SimSun" w:eastAsia="SimSun"/>
-                <w:b/>
-                <w:sz w:val="17"/>
-              </w:rPr>
-              <w:t>图 2/4/5/6 的图例与措辞</w:t>
-            </w:r>
-          </w:p>
-        </w:tc>
-        <w:tc>
-          <w:tcPr>
-            <w:tcW w:type="dxa" w:w="2880"/>
-          </w:tcPr>
-          <w:p>
-            <w:pPr>
-              <w:spacing w:before="20" w:after="20"/>
-            </w:pPr>
-            <w:r>
-              <w:rPr>
-                <w:rFonts w:ascii="SimSun" w:hAnsi="SimSun" w:eastAsia="SimSun"/>
-                <w:sz w:val="17"/>
-              </w:rPr>
-              <w:t>图 2：构件 C 去掉膨胀虚框、构件 B 补第二层平台半径膨胀；图 4：上图标明"该几何不属于规划用遮挡模型"、下图补输入—动作—结果；图 5：图例改为 ℓ(v)≤B / =B / &gt;B，回退候选改称"全部候选中满足 ℓ(v)≤B 且价值最高者"；图 6：全图加"有缺口"前提</w:t>
-            </w:r>
-          </w:p>
-        </w:tc>
-      </w:tr>
-      <w:tr>
-        <w:tc>
-          <w:tcPr>
-            <w:tcW w:type="dxa" w:w="2880"/>
-          </w:tcPr>
-          <w:p>
-            <w:pPr>
-              <w:spacing w:before="20" w:after="20"/>
-            </w:pPr>
-            <w:r>
-              <w:rPr>
-                <w:rFonts w:ascii="SimSun" w:hAnsi="SimSun" w:eastAsia="SimSun"/>
-                <w:sz w:val="17"/>
-              </w:rPr>
-              <w:t>14</w:t>
-            </w:r>
-          </w:p>
-        </w:tc>
-        <w:tc>
-          <w:tcPr>
-            <w:tcW w:type="dxa" w:w="2880"/>
-          </w:tcPr>
-          <w:p>
-            <w:pPr>
-              <w:spacing w:before="20" w:after="20"/>
-            </w:pPr>
-            <w:r>
-              <w:rPr>
-                <w:rFonts w:ascii="SimSun" w:hAnsi="SimSun" w:eastAsia="SimSun"/>
-                <w:b/>
-                <w:sz w:val="17"/>
-              </w:rPr>
-              <w:t>C 文件仍写"二维半可通行图"</w:t>
-            </w:r>
-          </w:p>
-        </w:tc>
-        <w:tc>
-          <w:tcPr>
-            <w:tcW w:type="dxa" w:w="2880"/>
-          </w:tcPr>
-          <w:p>
-            <w:pPr>
-              <w:spacing w:before="20" w:after="20"/>
-            </w:pPr>
-            <w:r>
-              <w:rPr>
-                <w:rFonts w:ascii="SimSun" w:hAnsi="SimSun" w:eastAsia="SimSun"/>
-                <w:sz w:val="17"/>
-              </w:rPr>
-              <w:t>改为"二维栅格可通行空间"；权 4、权 9 的条目描述同步更新</w:t>
-            </w:r>
-          </w:p>
-        </w:tc>
-      </w:tr>
-      <w:tr>
-        <w:tc>
-          <w:tcPr>
-            <w:tcW w:type="dxa" w:w="2880"/>
-          </w:tcPr>
-          <w:p>
-            <w:pPr>
-              <w:spacing w:before="20" w:after="20"/>
-            </w:pPr>
-            <w:r>
-              <w:rPr>
-                <w:rFonts w:ascii="SimSun" w:hAnsi="SimSun" w:eastAsia="SimSun"/>
-                <w:sz w:val="17"/>
-              </w:rPr>
-              <w:t>15</w:t>
-            </w:r>
-          </w:p>
-        </w:tc>
-        <w:tc>
-          <w:tcPr>
-            <w:tcW w:type="dxa" w:w="2880"/>
-          </w:tcPr>
-          <w:p>
-            <w:pPr>
-              <w:spacing w:before="20" w:after="20"/>
-            </w:pPr>
-            <w:r>
-              <w:rPr>
-                <w:rFonts w:ascii="SimSun" w:hAnsi="SimSun" w:eastAsia="SimSun"/>
-                <w:b/>
-                <w:sz w:val="17"/>
-              </w:rPr>
-              <w:t>两份阶段参考稿与定稿不一致，混在内部材料中</w:t>
-            </w:r>
-          </w:p>
-        </w:tc>
-        <w:tc>
-          <w:tcPr>
-            <w:tcW w:type="dxa" w:w="2880"/>
-          </w:tcPr>
-          <w:p>
-            <w:pPr>
-              <w:spacing w:before="20" w:after="20"/>
-            </w:pPr>
-            <w:r>
-              <w:rPr>
-                <w:rFonts w:ascii="SimSun" w:hAnsi="SimSun" w:eastAsia="SimSun"/>
-                <w:sz w:val="17"/>
-              </w:rPr>
-              <w:t xml:space="preserve">移入 </w:t>
-            </w:r>
-            <w:r>
-              <w:rPr>
-                <w:rFonts w:ascii="Consolas" w:hAnsi="Consolas" w:eastAsia="Consolas"/>
-                <w:sz w:val="17"/>
-              </w:rPr>
-              <w:t>05_历史过程稿_勿外发/</w:t>
-            </w:r>
-            <w:r>
-              <w:rPr>
-                <w:rFonts w:ascii="SimSun" w:hAnsi="SimSun" w:eastAsia="SimSun"/>
-                <w:sz w:val="17"/>
-              </w:rPr>
-              <w:t>，文件名加前缀，并附一份说明列出其与定稿的四处具体不一致</w:t>
-            </w:r>
-          </w:p>
-        </w:tc>
-      </w:tr>
-      <w:tr>
-        <w:tc>
-          <w:tcPr>
-            <w:tcW w:type="dxa" w:w="2880"/>
-          </w:tcPr>
-          <w:p>
-            <w:pPr>
-              <w:spacing w:before="20" w:after="20"/>
-            </w:pPr>
-            <w:r>
-              <w:rPr>
-                <w:rFonts w:ascii="SimSun" w:hAnsi="SimSun" w:eastAsia="SimSun"/>
-                <w:sz w:val="17"/>
-              </w:rPr>
-              <w:t>16</w:t>
-            </w:r>
-          </w:p>
-        </w:tc>
-        <w:tc>
-          <w:tcPr>
-            <w:tcW w:type="dxa" w:w="2880"/>
-          </w:tcPr>
-          <w:p>
-            <w:pPr>
-              <w:spacing w:before="20" w:after="20"/>
-            </w:pPr>
-            <w:r>
-              <w:rPr>
-                <w:rFonts w:ascii="SimSun" w:hAnsi="SimSun" w:eastAsia="SimSun"/>
-                <w:b/>
-                <w:sz w:val="17"/>
-              </w:rPr>
-              <w:t>Word 中出现原始 Markdown 星号</w:t>
-            </w:r>
-          </w:p>
-        </w:tc>
-        <w:tc>
-          <w:tcPr>
-            <w:tcW w:type="dxa" w:w="2880"/>
-          </w:tcPr>
-          <w:p>
-            <w:pPr>
-              <w:spacing w:before="20" w:after="20"/>
-            </w:pPr>
-            <w:r>
-              <w:rPr>
-                <w:rFonts w:ascii="SimSun" w:hAnsi="SimSun" w:eastAsia="SimSun"/>
-                <w:sz w:val="17"/>
-              </w:rPr>
-              <w:t>成因是列表项的续行被当作独立段落，把跨行的粗体标记拆开。转换器已修正为吸收续行</w:t>
+              <w:t>图 1、图 3、图 6 三节整体重写；图 2、图 4、图 5 三节的图例与易错项同步；开头加一句声明上一版的图 1、图 3 已作废</w:t>
             </w:r>
           </w:p>
         </w:tc>
@@ -5427,23 +4758,459 @@
     <w:p/>
     <w:p>
       <w:pPr>
-        <w:spacing w:after="80"/>
-        <w:jc w:val="both"/>
+        <w:pStyle w:val="Heading3"/>
+        <w:spacing w:before="120" w:after="80"/>
       </w:pPr>
       <w:r>
         <w:rPr>
-          <w:rFonts w:ascii="SimSun" w:hAnsi="SimSun" w:eastAsia="SimSun"/>
-          <w:b/>
+          <w:rFonts w:ascii="SimHei" w:hAnsi="SimHei" w:eastAsia="SimHei"/>
+          <w:color w:val="000000"/>
+          <w:sz w:val="24"/>
         </w:rPr>
-        <w:t>未纳入本轮的优化建议</w:t>
-      </w:r>
-      <w:r>
-        <w:rPr>
-          <w:rFonts w:ascii="SimSun" w:hAnsi="SimSun" w:eastAsia="SimSun"/>
-        </w:rPr>
-        <w:t>（登记为未来改进，见《C》第三节）：体素外扩抑制措施；设备级分组；模型外物件的资产判别；配准判定位姿误差分支的可触发性。</w:t>
+        <w:t>收尾项</w:t>
       </w:r>
     </w:p>
+    <w:tbl>
+      <w:tblPr>
+        <w:tblStyle w:val="TableGrid"/>
+        <w:tblW w:type="auto" w:w="0"/>
+        <w:jc w:val="center"/>
+        <w:tblLook w:firstColumn="1" w:firstRow="1" w:lastColumn="0" w:lastRow="0" w:noHBand="0" w:noVBand="1" w:val="04A0"/>
+      </w:tblPr>
+      <w:tblGrid>
+        <w:gridCol w:w="2880"/>
+        <w:gridCol w:w="2880"/>
+        <w:gridCol w:w="2880"/>
+      </w:tblGrid>
+      <w:tr>
+        <w:tc>
+          <w:tcPr>
+            <w:tcW w:type="dxa" w:w="2880"/>
+          </w:tcPr>
+          <w:p>
+            <w:pPr>
+              <w:spacing w:before="20" w:after="20"/>
+            </w:pPr>
+            <w:r>
+              <w:rPr>
+                <w:rFonts w:ascii="SimSun" w:hAnsi="SimSun" w:eastAsia="SimSun"/>
+                <w:b/>
+                <w:sz w:val="17"/>
+              </w:rPr>
+              <w:t>#</w:t>
+            </w:r>
+          </w:p>
+        </w:tc>
+        <w:tc>
+          <w:tcPr>
+            <w:tcW w:type="dxa" w:w="2880"/>
+          </w:tcPr>
+          <w:p>
+            <w:pPr>
+              <w:spacing w:before="20" w:after="20"/>
+            </w:pPr>
+            <w:r>
+              <w:rPr>
+                <w:rFonts w:ascii="SimSun" w:hAnsi="SimSun" w:eastAsia="SimSun"/>
+                <w:b/>
+                <w:sz w:val="17"/>
+              </w:rPr>
+              <w:t>问题</w:t>
+            </w:r>
+          </w:p>
+        </w:tc>
+        <w:tc>
+          <w:tcPr>
+            <w:tcW w:type="dxa" w:w="2880"/>
+          </w:tcPr>
+          <w:p>
+            <w:pPr>
+              <w:spacing w:before="20" w:after="20"/>
+            </w:pPr>
+            <w:r>
+              <w:rPr>
+                <w:rFonts w:ascii="SimSun" w:hAnsi="SimSun" w:eastAsia="SimSun"/>
+                <w:b/>
+                <w:sz w:val="17"/>
+              </w:rPr>
+              <w:t>处理</w:t>
+            </w:r>
+          </w:p>
+        </w:tc>
+      </w:tr>
+      <w:tr>
+        <w:tc>
+          <w:tcPr>
+            <w:tcW w:type="dxa" w:w="2880"/>
+          </w:tcPr>
+          <w:p>
+            <w:pPr>
+              <w:spacing w:before="20" w:after="20"/>
+            </w:pPr>
+            <w:r>
+              <w:rPr>
+                <w:rFonts w:ascii="SimSun" w:hAnsi="SimSun" w:eastAsia="SimSun"/>
+                <w:sz w:val="17"/>
+              </w:rPr>
+              <w:t>5</w:t>
+            </w:r>
+          </w:p>
+        </w:tc>
+        <w:tc>
+          <w:tcPr>
+            <w:tcW w:type="dxa" w:w="2880"/>
+          </w:tcPr>
+          <w:p>
+            <w:pPr>
+              <w:spacing w:before="20" w:after="20"/>
+            </w:pPr>
+            <w:r>
+              <w:rPr>
+                <w:rFonts w:ascii="SimSun" w:hAnsi="SimSun" w:eastAsia="SimSun"/>
+                <w:sz w:val="17"/>
+              </w:rPr>
+              <w:t>S1(a) 区域生长的"该区域已有法向"有四种解释</w:t>
+            </w:r>
+          </w:p>
+        </w:tc>
+        <w:tc>
+          <w:tcPr>
+            <w:tcW w:type="dxa" w:w="2880"/>
+          </w:tcPr>
+          <w:p>
+            <w:pPr>
+              <w:spacing w:before="20" w:after="20"/>
+            </w:pPr>
+            <w:r>
+              <w:rPr>
+                <w:rFonts w:ascii="SimSun" w:hAnsi="SimSun" w:eastAsia="SimSun"/>
+                <w:b/>
+                <w:sz w:val="17"/>
+              </w:rPr>
+              <w:t>核对代码后按其实际行为写实</w:t>
+            </w:r>
+            <w:r>
+              <w:rPr>
+                <w:rFonts w:ascii="SimSun" w:hAnsi="SimSun" w:eastAsia="SimSun"/>
+                <w:sz w:val="17"/>
+              </w:rPr>
+              <w:t>：采用</w:t>
+            </w:r>
+            <w:r>
+              <w:rPr>
+                <w:rFonts w:ascii="SimSun" w:hAnsi="SimSun" w:eastAsia="SimSun"/>
+                <w:b/>
+                <w:sz w:val="17"/>
+              </w:rPr>
+              <w:t>双法向约束</w:t>
+            </w:r>
+            <w:r>
+              <w:rPr>
+                <w:rFonts w:ascii="SimSun" w:hAnsi="SimSun" w:eastAsia="SimSun"/>
+                <w:sz w:val="17"/>
+              </w:rPr>
+              <w:t>——候选三角面的法向须与</w:t>
+            </w:r>
+            <w:r>
+              <w:rPr>
+                <w:rFonts w:ascii="SimSun" w:hAnsi="SimSun" w:eastAsia="SimSun"/>
+                <w:b/>
+                <w:sz w:val="17"/>
+              </w:rPr>
+              <w:t>当前三角面法向</w:t>
+            </w:r>
+            <w:r>
+              <w:rPr>
+                <w:rFonts w:ascii="SimSun" w:hAnsi="SimSun" w:eastAsia="SimSun"/>
+                <w:sz w:val="17"/>
+              </w:rPr>
+              <w:t>、且与</w:t>
+            </w:r>
+            <w:r>
+              <w:rPr>
+                <w:rFonts w:ascii="SimSun" w:hAnsi="SimSun" w:eastAsia="SimSun"/>
+                <w:b/>
+                <w:sz w:val="17"/>
+              </w:rPr>
+              <w:t>种子三角面法向</w:t>
+            </w:r>
+            <w:r>
+              <w:rPr>
+                <w:rFonts w:ascii="SimSun" w:hAnsi="SimSun" w:eastAsia="SimSun"/>
+                <w:sz w:val="17"/>
+              </w:rPr>
+              <w:t>同时满足夹角阈值。并说明为何需要两个约束（只比当前会使区域沿曲面漂移）</w:t>
+            </w:r>
+          </w:p>
+        </w:tc>
+      </w:tr>
+      <w:tr>
+        <w:tc>
+          <w:tcPr>
+            <w:tcW w:type="dxa" w:w="2880"/>
+          </w:tcPr>
+          <w:p>
+            <w:pPr>
+              <w:spacing w:before="20" w:after="20"/>
+            </w:pPr>
+            <w:r>
+              <w:rPr>
+                <w:rFonts w:ascii="SimSun" w:hAnsi="SimSun" w:eastAsia="SimSun"/>
+                <w:sz w:val="17"/>
+              </w:rPr>
+              <w:t>6</w:t>
+            </w:r>
+          </w:p>
+        </w:tc>
+        <w:tc>
+          <w:tcPr>
+            <w:tcW w:type="dxa" w:w="2880"/>
+          </w:tcPr>
+          <w:p>
+            <w:pPr>
+              <w:spacing w:before="20" w:after="20"/>
+            </w:pPr>
+            <w:r>
+              <w:rPr>
+                <w:rFonts w:ascii="SimSun" w:hAnsi="SimSun" w:eastAsia="SimSun"/>
+                <w:sz w:val="17"/>
+              </w:rPr>
+              <w:t>权项仍用"当前位姿"，说明书已改为"当前位置"</w:t>
+            </w:r>
+          </w:p>
+        </w:tc>
+        <w:tc>
+          <w:tcPr>
+            <w:tcW w:type="dxa" w:w="2880"/>
+          </w:tcPr>
+          <w:p>
+            <w:pPr>
+              <w:spacing w:before="20" w:after="20"/>
+            </w:pPr>
+            <w:r>
+              <w:rPr>
+                <w:rFonts w:ascii="SimSun" w:hAnsi="SimSun" w:eastAsia="SimSun"/>
+                <w:sz w:val="17"/>
+              </w:rPr>
+              <w:t>权 1 S3 与权 8 统一改为"当前位置"</w:t>
+            </w:r>
+          </w:p>
+        </w:tc>
+      </w:tr>
+      <w:tr>
+        <w:tc>
+          <w:tcPr>
+            <w:tcW w:type="dxa" w:w="2880"/>
+          </w:tcPr>
+          <w:p>
+            <w:pPr>
+              <w:spacing w:before="20" w:after="20"/>
+            </w:pPr>
+            <w:r>
+              <w:rPr>
+                <w:rFonts w:ascii="SimSun" w:hAnsi="SimSun" w:eastAsia="SimSun"/>
+                <w:sz w:val="17"/>
+              </w:rPr>
+              <w:t>7</w:t>
+            </w:r>
+          </w:p>
+        </w:tc>
+        <w:tc>
+          <w:tcPr>
+            <w:tcW w:type="dxa" w:w="2880"/>
+          </w:tcPr>
+          <w:p>
+            <w:pPr>
+              <w:spacing w:before="20" w:after="20"/>
+            </w:pPr>
+            <w:r>
+              <w:rPr>
+                <w:rFonts w:ascii="SimSun" w:hAnsi="SimSun" w:eastAsia="SimSun"/>
+                <w:sz w:val="17"/>
+              </w:rPr>
+              <w:t>图 4 的 z₀ 渲染为方框字符</w:t>
+            </w:r>
+          </w:p>
+        </w:tc>
+        <w:tc>
+          <w:tcPr>
+            <w:tcW w:type="dxa" w:w="2880"/>
+          </w:tcPr>
+          <w:p>
+            <w:pPr>
+              <w:spacing w:before="20" w:after="20"/>
+            </w:pPr>
+            <w:r>
+              <w:rPr>
+                <w:rFonts w:ascii="SimSun" w:hAnsi="SimSun" w:eastAsia="SimSun"/>
+                <w:sz w:val="17"/>
+              </w:rPr>
+              <w:t>图中一律改用 ASCII 形式（eps、z0），并在 E 中列为字符注意事项</w:t>
+            </w:r>
+          </w:p>
+        </w:tc>
+      </w:tr>
+      <w:tr>
+        <w:tc>
+          <w:tcPr>
+            <w:tcW w:type="dxa" w:w="2880"/>
+          </w:tcPr>
+          <w:p>
+            <w:pPr>
+              <w:spacing w:before="20" w:after="20"/>
+            </w:pPr>
+            <w:r>
+              <w:rPr>
+                <w:rFonts w:ascii="SimSun" w:hAnsi="SimSun" w:eastAsia="SimSun"/>
+                <w:sz w:val="17"/>
+              </w:rPr>
+              <w:t>8</w:t>
+            </w:r>
+          </w:p>
+        </w:tc>
+        <w:tc>
+          <w:tcPr>
+            <w:tcW w:type="dxa" w:w="2880"/>
+          </w:tcPr>
+          <w:p>
+            <w:pPr>
+              <w:spacing w:before="20" w:after="20"/>
+            </w:pPr>
+            <w:r>
+              <w:rPr>
+                <w:rFonts w:ascii="SimSun" w:hAnsi="SimSun" w:eastAsia="SimSun"/>
+                <w:sz w:val="17"/>
+              </w:rPr>
+              <w:t>Word 中第 11 节编号从 4 开始</w:t>
+            </w:r>
+          </w:p>
+        </w:tc>
+        <w:tc>
+          <w:tcPr>
+            <w:tcW w:type="dxa" w:w="2880"/>
+          </w:tcPr>
+          <w:p>
+            <w:pPr>
+              <w:spacing w:before="20" w:after="20"/>
+            </w:pPr>
+            <w:r>
+              <w:rPr>
+                <w:rFonts w:ascii="SimSun" w:hAnsi="SimSun" w:eastAsia="SimSun"/>
+                <w:sz w:val="17"/>
+              </w:rPr>
+              <w:t>成因是 Word 的 List Number 样式跨节连续编号。转换器改为输出字面编号加悬挂缩进，实测第 11 节现为 1–5</w:t>
+            </w:r>
+          </w:p>
+        </w:tc>
+      </w:tr>
+      <w:tr>
+        <w:tc>
+          <w:tcPr>
+            <w:tcW w:type="dxa" w:w="2880"/>
+          </w:tcPr>
+          <w:p>
+            <w:pPr>
+              <w:spacing w:before="20" w:after="20"/>
+            </w:pPr>
+            <w:r>
+              <w:rPr>
+                <w:rFonts w:ascii="SimSun" w:hAnsi="SimSun" w:eastAsia="SimSun"/>
+                <w:sz w:val="17"/>
+              </w:rPr>
+              <w:t>9</w:t>
+            </w:r>
+          </w:p>
+        </w:tc>
+        <w:tc>
+          <w:tcPr>
+            <w:tcW w:type="dxa" w:w="2880"/>
+          </w:tcPr>
+          <w:p>
+            <w:pPr>
+              <w:spacing w:before="20" w:after="20"/>
+            </w:pPr>
+            <w:r>
+              <w:rPr>
+                <w:rFonts w:ascii="SimSun" w:hAnsi="SimSun" w:eastAsia="SimSun"/>
+                <w:sz w:val="17"/>
+              </w:rPr>
+              <w:t>说明书残留内部标记（按指导 §、【推断】、[C]）</w:t>
+            </w:r>
+          </w:p>
+        </w:tc>
+        <w:tc>
+          <w:tcPr>
+            <w:tcW w:type="dxa" w:w="2880"/>
+          </w:tcPr>
+          <w:p>
+            <w:pPr>
+              <w:spacing w:before="20" w:after="20"/>
+            </w:pPr>
+            <w:r>
+              <w:rPr>
+                <w:rFonts w:ascii="SimSun" w:hAnsi="SimSun" w:eastAsia="SimSun"/>
+                <w:sz w:val="17"/>
+              </w:rPr>
+              <w:t>全部清除，正文中不再出现撰写过程用语</w:t>
+            </w:r>
+          </w:p>
+        </w:tc>
+      </w:tr>
+      <w:tr>
+        <w:tc>
+          <w:tcPr>
+            <w:tcW w:type="dxa" w:w="2880"/>
+          </w:tcPr>
+          <w:p>
+            <w:pPr>
+              <w:spacing w:before="20" w:after="20"/>
+            </w:pPr>
+            <w:r>
+              <w:rPr>
+                <w:rFonts w:ascii="SimSun" w:hAnsi="SimSun" w:eastAsia="SimSun"/>
+                <w:sz w:val="17"/>
+              </w:rPr>
+              <w:t>10</w:t>
+            </w:r>
+          </w:p>
+        </w:tc>
+        <w:tc>
+          <w:tcPr>
+            <w:tcW w:type="dxa" w:w="2880"/>
+          </w:tcPr>
+          <w:p>
+            <w:pPr>
+              <w:spacing w:before="20" w:after="20"/>
+            </w:pPr>
+            <w:r>
+              <w:rPr>
+                <w:rFonts w:ascii="SimSun" w:hAnsi="SimSun" w:eastAsia="SimSun"/>
+                <w:sz w:val="17"/>
+              </w:rPr>
+              <w:t>任务分数的系数写成 λ_E，与 ρ_req 中的 λ_E 同名</w:t>
+            </w:r>
+          </w:p>
+        </w:tc>
+        <w:tc>
+          <w:tcPr>
+            <w:tcW w:type="dxa" w:w="2880"/>
+          </w:tcPr>
+          <w:p>
+            <w:pPr>
+              <w:spacing w:before="20" w:after="20"/>
+            </w:pPr>
+            <w:r>
+              <w:rPr>
+                <w:rFonts w:ascii="SimSun" w:hAnsi="SimSun" w:eastAsia="SimSun"/>
+                <w:sz w:val="17"/>
+              </w:rPr>
+              <w:t>改为 λ_imp，并按代码给出实施值 0.30</w:t>
+            </w:r>
+          </w:p>
+        </w:tc>
+      </w:tr>
+    </w:tbl>
+    <w:p/>
     <w:p>
       <w:pPr>
         <w:pStyle w:val="Heading3"/>
@@ -5913,6 +5680,182 @@
                 <w:sz w:val="17"/>
               </w:rPr>
               <w:t xml:space="preserve"> 并附不一致清单，不随交付发出</w:t>
+            </w:r>
+          </w:p>
+        </w:tc>
+      </w:tr>
+      <w:tr>
+        <w:tc>
+          <w:tcPr>
+            <w:tcW w:type="dxa" w:w="4320"/>
+          </w:tcPr>
+          <w:p>
+            <w:pPr>
+              <w:spacing w:before="20" w:after="20"/>
+            </w:pPr>
+            <w:r>
+              <w:rPr>
+                <w:rFonts w:ascii="SimSun" w:hAnsi="SimSun" w:eastAsia="SimSun"/>
+                <w:sz w:val="17"/>
+              </w:rPr>
+              <w:t>符号是否唯一</w:t>
+            </w:r>
+          </w:p>
+        </w:tc>
+        <w:tc>
+          <w:tcPr>
+            <w:tcW w:type="dxa" w:w="4320"/>
+          </w:tcPr>
+          <w:p>
+            <w:pPr>
+              <w:spacing w:before="20" w:after="20"/>
+            </w:pPr>
+            <w:r>
+              <w:rPr>
+                <w:rFonts w:ascii="SimSun" w:hAnsi="SimSun" w:eastAsia="SimSun"/>
+                <w:b/>
+                <w:sz w:val="17"/>
+              </w:rPr>
+              <w:t>是</w:t>
+            </w:r>
+            <w:r>
+              <w:rPr>
+                <w:rFonts w:ascii="SimSun" w:hAnsi="SimSun" w:eastAsia="SimSun"/>
+                <w:sz w:val="17"/>
+              </w:rPr>
+              <w:t>。A_j 只表示分块面积；证据下标集合为 K_j；任务分数系数为 λ_imp，与 ρ_req 中的 λ_E 区分</w:t>
+            </w:r>
+          </w:p>
+        </w:tc>
+      </w:tr>
+      <w:tr>
+        <w:tc>
+          <w:tcPr>
+            <w:tcW w:type="dxa" w:w="4320"/>
+          </w:tcPr>
+          <w:p>
+            <w:pPr>
+              <w:spacing w:before="20" w:after="20"/>
+            </w:pPr>
+            <w:r>
+              <w:rPr>
+                <w:rFonts w:ascii="SimSun" w:hAnsi="SimSun" w:eastAsia="SimSun"/>
+                <w:sz w:val="17"/>
+              </w:rPr>
+              <w:t>"缺口表面分块"是否三处一致</w:t>
+            </w:r>
+          </w:p>
+        </w:tc>
+        <w:tc>
+          <w:tcPr>
+            <w:tcW w:type="dxa" w:w="4320"/>
+          </w:tcPr>
+          <w:p>
+            <w:pPr>
+              <w:spacing w:before="20" w:after="20"/>
+            </w:pPr>
+            <w:r>
+              <w:rPr>
+                <w:rFonts w:ascii="SimSun" w:hAnsi="SimSun" w:eastAsia="SimSun"/>
+                <w:b/>
+                <w:sz w:val="17"/>
+              </w:rPr>
+              <w:t>是</w:t>
+            </w:r>
+            <w:r>
+              <w:rPr>
+                <w:rFonts w:ascii="SimSun" w:hAnsi="SimSun" w:eastAsia="SimSun"/>
+                <w:sz w:val="17"/>
+              </w:rPr>
+              <w:t>。权 1 S1 产生、权 5／权 6／S8 引用、说明书 S1(e) 定义、图 6 前提，四处口径统一</w:t>
+            </w:r>
+          </w:p>
+        </w:tc>
+      </w:tr>
+      <w:tr>
+        <w:tc>
+          <w:tcPr>
+            <w:tcW w:type="dxa" w:w="4320"/>
+          </w:tcPr>
+          <w:p>
+            <w:pPr>
+              <w:spacing w:before="20" w:after="20"/>
+            </w:pPr>
+            <w:r>
+              <w:rPr>
+                <w:rFonts w:ascii="SimSun" w:hAnsi="SimSun" w:eastAsia="SimSun"/>
+                <w:sz w:val="17"/>
+              </w:rPr>
+              <w:t>缺口证据是否存在重复计量</w:t>
+            </w:r>
+          </w:p>
+        </w:tc>
+        <w:tc>
+          <w:tcPr>
+            <w:tcW w:type="dxa" w:w="4320"/>
+          </w:tcPr>
+          <w:p>
+            <w:pPr>
+              <w:spacing w:before="20" w:after="20"/>
+            </w:pPr>
+            <w:r>
+              <w:rPr>
+                <w:rFonts w:ascii="SimSun" w:hAnsi="SimSun" w:eastAsia="SimSun"/>
+                <w:b/>
+                <w:sz w:val="17"/>
+              </w:rPr>
+              <w:t>否</w:t>
+            </w:r>
+            <w:r>
+              <w:rPr>
+                <w:rFonts w:ascii="SimSun" w:hAnsi="SimSun" w:eastAsia="SimSun"/>
+                <w:sz w:val="17"/>
+              </w:rPr>
+              <w:t>。已按代码重写，D_obs 为观测状态、D_ang 为角度、D_geo 为覆盖率与密度比、D_occ 为遮挡、D_rng 相对按重要度缩放的所需密度；D_geo 与 D_rng 的分母不同</w:t>
+            </w:r>
+          </w:p>
+        </w:tc>
+      </w:tr>
+      <w:tr>
+        <w:tc>
+          <w:tcPr>
+            <w:tcW w:type="dxa" w:w="4320"/>
+          </w:tcPr>
+          <w:p>
+            <w:pPr>
+              <w:spacing w:before="20" w:after="20"/>
+            </w:pPr>
+            <w:r>
+              <w:rPr>
+                <w:rFonts w:ascii="SimSun" w:hAnsi="SimSun" w:eastAsia="SimSun"/>
+                <w:sz w:val="17"/>
+              </w:rPr>
+              <w:t>附图说明与图件是否同版本</w:t>
+            </w:r>
+          </w:p>
+        </w:tc>
+        <w:tc>
+          <w:tcPr>
+            <w:tcW w:type="dxa" w:w="4320"/>
+          </w:tcPr>
+          <w:p>
+            <w:pPr>
+              <w:spacing w:before="20" w:after="20"/>
+            </w:pPr>
+            <w:r>
+              <w:rPr>
+                <w:rFonts w:ascii="SimSun" w:hAnsi="SimSun" w:eastAsia="SimSun"/>
+                <w:b/>
+                <w:sz w:val="17"/>
+              </w:rPr>
+              <w:t>是</w:t>
+            </w:r>
+            <w:r>
+              <w:rPr>
+                <w:rFonts w:ascii="SimSun" w:hAnsi="SimSun" w:eastAsia="SimSun"/>
+                <w:sz w:val="17"/>
+              </w:rPr>
+              <w:t>。E 已整体同步，并声明上一版图 1、图 3 作废</w:t>
             </w:r>
           </w:p>
         </w:tc>
@@ -6502,26 +6445,26 @@
     </w:p>
     <w:p>
       <w:pPr>
-        <w:pStyle w:val="ListNumber"/>
-        <w:ind w:left="360"/>
+        <w:spacing w:after="40"/>
+        <w:ind w:left="640" w:hanging="280"/>
       </w:pPr>
       <w:r>
         <w:rPr>
           <w:rFonts w:ascii="SimSun" w:hAnsi="SimSun" w:eastAsia="SimSun"/>
         </w:rPr>
-        <w:t>《C》所列 8 项权项与法律事项须由代理人结合检索结果与母专利法律状态决定，其中第 6 项（母专利申请日、公开日、申请状态、优先权及抵触申请风险）是权项布局的前置条件。</w:t>
+        <w:t>1. 《C》所列 8 项权项与法律事项须由代理人结合检索结果与母专利法律状态决定，其中第 6 项（母专利申请日、公开日、申请状态、优先权及抵触申请风险）是权项布局的前置条件。</w:t>
       </w:r>
     </w:p>
     <w:p>
       <w:pPr>
-        <w:pStyle w:val="ListNumber"/>
-        <w:ind w:left="360"/>
+        <w:spacing w:after="40"/>
+        <w:ind w:left="640" w:hanging="280"/>
       </w:pPr>
       <w:r>
         <w:rPr>
           <w:rFonts w:ascii="SimSun" w:hAnsi="SimSun" w:eastAsia="SimSun"/>
         </w:rPr>
-        <w:t>《D》是说明书"有益效果"每一处数字的唯一依据，</w:t>
+        <w:t>2. 《D》是说明书"有益效果"每一处数字的唯一依据，</w:t>
       </w:r>
       <w:r>
         <w:rPr>
@@ -6539,14 +6482,14 @@
     </w:p>
     <w:p>
       <w:pPr>
-        <w:pStyle w:val="ListNumber"/>
-        <w:ind w:left="360"/>
+        <w:spacing w:after="40"/>
+        <w:ind w:left="640" w:hanging="280"/>
       </w:pPr>
       <w:r>
         <w:rPr>
           <w:rFonts w:ascii="SimSun" w:hAnsi="SimSun" w:eastAsia="SimSun"/>
         </w:rPr>
-        <w:t>附图若按专利局要求改为黑白线条图，《E》附录所列四项检查须重做；图 3 的距离层与图 5 的等代价边界两处易错点须单独向制图人员强调。</w:t>
+        <w:t>3. 附图若按专利局要求改为黑白线条图，《E》附录所列四项检查须重做；图 3 的距离层与图 5 的等代价边界两处易错点须单独向制图人员强调。</w:t>
       </w:r>
     </w:p>
     <w:sectPr>

--- a/交付_20260809_补充扫描规划专利/03_内部材料/最终交付检查表.docx
+++ b/交付_20260809_补充扫描规划专利/03_内部材料/最终交付检查表.docx
@@ -45,7 +45,7 @@
         <w:rPr>
           <w:rFonts w:ascii="SimSun" w:hAnsi="SimSun" w:eastAsia="SimSun"/>
         </w:rPr>
-        <w:t xml:space="preserve">：2026-08-09（第八轮逐页复核后）　　</w:t>
+        <w:t xml:space="preserve">：2026-08-09（第九轮闭环补全与清楚性收口后）　　</w:t>
       </w:r>
       <w:r>
         <w:rPr>
@@ -4423,7 +4423,7 @@
           <w:color w:val="000000"/>
           <w:sz w:val="27"/>
         </w:rPr>
-        <w:t>三、本轮修改清单（第八轮：逐页复核）</w:t>
+        <w:t>三、本轮修改清单（第九轮：闭环补全与清楚性收口）</w:t>
       </w:r>
     </w:p>
     <w:p>
@@ -4437,7 +4437,7 @@
           <w:color w:val="000000"/>
           <w:sz w:val="24"/>
         </w:rPr>
-        <w:t>四项必修</w:t>
+        <w:t>六项必修</w:t>
       </w:r>
     </w:p>
     <w:tbl>
@@ -4540,14 +4540,14 @@
                 <w:b/>
                 <w:sz w:val="17"/>
               </w:rPr>
-              <w:t>A_j 被同时定义为两个不同的量</w:t>
-            </w:r>
-            <w:r>
-              <w:rPr>
-                <w:rFonts w:ascii="SimSun" w:hAnsi="SimSun" w:eastAsia="SimSun"/>
-                <w:sz w:val="17"/>
-              </w:rPr>
-              <w:t>：S1(d) 用它表示"可用缺口证据下标集合"，8.6 与符号表用它表示"分块面积"，且符号表出现两条 A_j</w:t>
+              <w:t>S8 的闭环差最后半步</w:t>
+            </w:r>
+            <w:r>
+              <w:rPr>
+                <w:rFonts w:ascii="SimSun" w:hAnsi="SimSun" w:eastAsia="SimSun"/>
+                <w:sz w:val="17"/>
+              </w:rPr>
+              <w:t>：S1 产生缺口证据、任务分数、缺口表面分块三个状态，S8 只更新第一个，却直接用第三个作循环条件</w:t>
             </w:r>
           </w:p>
         </w:tc>
@@ -4564,22 +4564,7 @@
                 <w:rFonts w:ascii="SimSun" w:hAnsi="SimSun" w:eastAsia="SimSun"/>
                 <w:sz w:val="17"/>
               </w:rPr>
-              <w:t xml:space="preserve">面积保留 A_j；证据下标集合改为 </w:t>
-            </w:r>
-            <w:r>
-              <w:rPr>
-                <w:rFonts w:ascii="SimSun" w:hAnsi="SimSun" w:eastAsia="SimSun"/>
-                <w:b/>
-                <w:sz w:val="17"/>
-              </w:rPr>
-              <w:t>K_j</w:t>
-            </w:r>
-            <w:r>
-              <w:rPr>
-                <w:rFonts w:ascii="SimSun" w:hAnsi="SimSun" w:eastAsia="SimSun"/>
-                <w:sz w:val="17"/>
-              </w:rPr>
-              <w:t>，公式与符号表同步</w:t>
+              <w:t>权 1 S8 补齐"根据更新后的缺口证据更新所述任务分数，并重新确定所述缺口表面分块"；不满足更新条件时四者均不变；循环条件改为"重新确定后仍存在"。说明书 S8(b) 同步写明按 S1(d) 更新 G_task、按 S1(e) 重新判定</w:t>
             </w:r>
           </w:p>
         </w:tc>
@@ -4616,7 +4601,7 @@
                 <w:b/>
                 <w:sz w:val="17"/>
               </w:rPr>
-              <w:t>"缺口表面分块"无引用基础，且权 6 范围与说明书／图 6 不一致</w:t>
+              <w:t>"当前位姿"未改净，且 A 的修改说明与正文自相矛盾</w:t>
             </w:r>
           </w:p>
         </w:tc>
@@ -4633,7 +4618,7 @@
                 <w:rFonts w:ascii="SimSun" w:hAnsi="SimSun" w:eastAsia="SimSun"/>
                 <w:sz w:val="17"/>
               </w:rPr>
-              <w:t>权 1 S1 末尾增加"并依据所述缺口证据自所述表面分块中确定缺口表面分块"；权 6 的分组范围限定到缺口表面分块并写明"不存在缺口表面分块的构件不参与分组"；权 1 S8 的循环条件改用同一名词</w:t>
+              <w:t>权 1 S3、说明书问题四、6.7、符号表、图 5 全部改为"当前位置"，全文检索计数归零</w:t>
             </w:r>
           </w:p>
         </w:tc>
@@ -4670,7 +4655,7 @@
                 <w:b/>
                 <w:sz w:val="17"/>
               </w:rPr>
-              <w:t>D_obs 与 D_rng 数学上近乎同一个量</w:t>
+              <w:t>S1 的两处数字错误，且证据体系未到可实施</w:t>
             </w:r>
           </w:p>
         </w:tc>
@@ -4685,17 +4670,9 @@
             <w:r>
               <w:rPr>
                 <w:rFonts w:ascii="SimSun" w:hAnsi="SimSun" w:eastAsia="SimSun"/>
-                <w:b/>
-                <w:sz w:val="17"/>
-              </w:rPr>
-              <w:t>核对代码后按其实际定义重写整张证据表</w:t>
-            </w:r>
-            <w:r>
-              <w:rPr>
-                <w:rFonts w:ascii="SimSun" w:hAnsi="SimSun" w:eastAsia="SimSun"/>
-                <w:sz w:val="17"/>
-              </w:rPr>
-              <w:t>：D_obs 由"是否被直接观测、有效视角数、投影分辨率质量、配准置信度"四项加权，不是点密度；另有 D_ang（角度）、D_geo（覆盖率与密度比）、D_occ（遮挡）、D_rng（相对按重要度缩放后的所需密度）。并补一段说明 D_geo 与 D_rng 的分母不同，不是同一个量</w:t>
+                <w:sz w:val="17"/>
+              </w:rPr>
+              <w:t>"四个子步骤"→五个、"四类"→五类；8.2 按代码补齐十项中间统计量的取法与五个证据的完整算式；并主动说明两处看似重复的加权（有效视角数同时进入 D_obs 与 D_ang；工程重要度既进 ρ_req 又进 G_task）分别作用于哪一层级，以及若认为重复该如何取舍</w:t>
             </w:r>
           </w:p>
         </w:tc>
@@ -4732,7 +4709,7 @@
                 <w:b/>
                 <w:sz w:val="17"/>
               </w:rPr>
-              <w:t>E 附图说明未同步新图，成为交付包内最大的前后矛盾</w:t>
+              <w:t>B_sel 的"量纲不一致"是措辞错误</w:t>
             </w:r>
           </w:p>
         </w:tc>
@@ -4749,7 +4726,138 @@
                 <w:rFonts w:ascii="SimSun" w:hAnsi="SimSun" w:eastAsia="SimSun"/>
                 <w:sz w:val="17"/>
               </w:rPr>
-              <w:t>图 1、图 3、图 6 三节整体重写；图 2、图 4、图 5 三节的图例与易错项同步；开头加一句声明上一版的图 1、图 3 已作废</w:t>
+              <w:t>四个量单位同为米，不存在量纲不一致。改为"</w:t>
+            </w:r>
+            <w:r>
+              <w:rPr>
+                <w:rFonts w:ascii="SimSun" w:hAnsi="SimSun" w:eastAsia="SimSun"/>
+                <w:b/>
+                <w:sz w:val="17"/>
+              </w:rPr>
+              <w:t>组成口径不同</w:t>
+            </w:r>
+            <w:r>
+              <w:rPr>
+                <w:rFonts w:ascii="SimSun" w:hAnsi="SimSun" w:eastAsia="SimSun"/>
+                <w:sz w:val="17"/>
+              </w:rPr>
+              <w:t>：B 只计移动路径，等效成本另含单站作业等效路径量"。并补齐 n_rem = 站位数上限 − 已执行站位数，以及"与单点最优取大"的完整含义（取一阶收益最大者 v*，比较 F({v*}) 与 F(S)）</w:t>
+            </w:r>
+          </w:p>
+        </w:tc>
+      </w:tr>
+      <w:tr>
+        <w:tc>
+          <w:tcPr>
+            <w:tcW w:type="dxa" w:w="2880"/>
+          </w:tcPr>
+          <w:p>
+            <w:pPr>
+              <w:spacing w:before="20" w:after="20"/>
+            </w:pPr>
+            <w:r>
+              <w:rPr>
+                <w:rFonts w:ascii="SimSun" w:hAnsi="SimSun" w:eastAsia="SimSun"/>
+                <w:sz w:val="17"/>
+              </w:rPr>
+              <w:t>5</w:t>
+            </w:r>
+          </w:p>
+        </w:tc>
+        <w:tc>
+          <w:tcPr>
+            <w:tcW w:type="dxa" w:w="2880"/>
+          </w:tcPr>
+          <w:p>
+            <w:pPr>
+              <w:spacing w:before="20" w:after="20"/>
+            </w:pPr>
+            <w:r>
+              <w:rPr>
+                <w:rFonts w:ascii="SimSun" w:hAnsi="SimSun" w:eastAsia="SimSun"/>
+                <w:b/>
+                <w:sz w:val="17"/>
+              </w:rPr>
+              <w:t>规则 C 的两个分母为 0 未处理</w:t>
+            </w:r>
+          </w:p>
+        </w:tc>
+        <w:tc>
+          <w:tcPr>
+            <w:tcW w:type="dxa" w:w="2880"/>
+          </w:tcPr>
+          <w:p>
+            <w:pPr>
+              <w:spacing w:before="20" w:after="20"/>
+            </w:pPr>
+            <w:r>
+              <w:rPr>
+                <w:rFonts w:ascii="SimSun" w:hAnsi="SimSun" w:eastAsia="SimSun"/>
+                <w:b/>
+                <w:sz w:val="17"/>
+              </w:rPr>
+              <w:t>按代码写实</w:t>
+            </w:r>
+            <w:r>
+              <w:rPr>
+                <w:rFonts w:ascii="SimSun" w:hAnsi="SimSun" w:eastAsia="SimSun"/>
+                <w:sz w:val="17"/>
+              </w:rPr>
+              <w:t>：归一基准为 0 时取 1，故对应归一项统一为 0。边界表新增两行</w:t>
+            </w:r>
+          </w:p>
+        </w:tc>
+      </w:tr>
+      <w:tr>
+        <w:tc>
+          <w:tcPr>
+            <w:tcW w:type="dxa" w:w="2880"/>
+          </w:tcPr>
+          <w:p>
+            <w:pPr>
+              <w:spacing w:before="20" w:after="20"/>
+            </w:pPr>
+            <w:r>
+              <w:rPr>
+                <w:rFonts w:ascii="SimSun" w:hAnsi="SimSun" w:eastAsia="SimSun"/>
+                <w:sz w:val="17"/>
+              </w:rPr>
+              <w:t>6</w:t>
+            </w:r>
+          </w:p>
+        </w:tc>
+        <w:tc>
+          <w:tcPr>
+            <w:tcW w:type="dxa" w:w="2880"/>
+          </w:tcPr>
+          <w:p>
+            <w:pPr>
+              <w:spacing w:before="20" w:after="20"/>
+            </w:pPr>
+            <w:r>
+              <w:rPr>
+                <w:rFonts w:ascii="SimSun" w:hAnsi="SimSun" w:eastAsia="SimSun"/>
+                <w:b/>
+                <w:sz w:val="17"/>
+              </w:rPr>
+              <w:t>图 1 只画一条回灌，与 E 自相矛盾；附图 docx 有空白页</w:t>
+            </w:r>
+          </w:p>
+        </w:tc>
+        <w:tc>
+          <w:tcPr>
+            <w:tcW w:type="dxa" w:w="2880"/>
+          </w:tcPr>
+          <w:p>
+            <w:pPr>
+              <w:spacing w:before="20" w:after="20"/>
+            </w:pPr>
+            <w:r>
+              <w:rPr>
+                <w:rFonts w:ascii="SimSun" w:hAnsi="SimSun" w:eastAsia="SimSun"/>
+                <w:sz w:val="17"/>
+              </w:rPr>
+              <w:t>图 1 恢复为两条：S8 → S4 的规划用遮挡模型回灌（本方法的核心回路）、底部状态 → S3 的缺口状态/失败站位/剩余预算回灌。附图 docx 删去末幅之后的多余空段落并对图与图题设置同页约束</w:t>
             </w:r>
           </w:p>
         </w:tc>
@@ -4767,7 +4875,7 @@
           <w:color w:val="000000"/>
           <w:sz w:val="24"/>
         </w:rPr>
-        <w:t>收尾项</w:t>
+        <w:t>小修</w:t>
       </w:r>
     </w:p>
     <w:tbl>
@@ -4852,7 +4960,7 @@
                 <w:rFonts w:ascii="SimSun" w:hAnsi="SimSun" w:eastAsia="SimSun"/>
                 <w:sz w:val="17"/>
               </w:rPr>
-              <w:t>5</w:t>
+              <w:t>7</w:t>
             </w:r>
           </w:p>
         </w:tc>
@@ -4869,7 +4977,7 @@
                 <w:rFonts w:ascii="SimSun" w:hAnsi="SimSun" w:eastAsia="SimSun"/>
                 <w:sz w:val="17"/>
               </w:rPr>
-              <w:t>S1(a) 区域生长的"该区域已有法向"有四种解释</w:t>
+              <w:t>权 6 看似要求全部候选来自目标分块</w:t>
             </w:r>
           </w:p>
         </w:tc>
@@ -4884,62 +4992,24 @@
             <w:r>
               <w:rPr>
                 <w:rFonts w:ascii="SimSun" w:hAnsi="SimSun" w:eastAsia="SimSun"/>
+                <w:sz w:val="17"/>
+              </w:rPr>
+              <w:t>改为"所述候选补充扫描站位中的</w:t>
+            </w:r>
+            <w:r>
+              <w:rPr>
+                <w:rFonts w:ascii="SimSun" w:hAnsi="SimSun" w:eastAsia="SimSun"/>
                 <w:b/>
                 <w:sz w:val="17"/>
               </w:rPr>
-              <w:t>核对代码后按其实际行为写实</w:t>
-            </w:r>
-            <w:r>
-              <w:rPr>
-                <w:rFonts w:ascii="SimSun" w:hAnsi="SimSun" w:eastAsia="SimSun"/>
-                <w:sz w:val="17"/>
-              </w:rPr>
-              <w:t>：采用</w:t>
-            </w:r>
-            <w:r>
-              <w:rPr>
-                <w:rFonts w:ascii="SimSun" w:hAnsi="SimSun" w:eastAsia="SimSun"/>
-                <w:b/>
-                <w:sz w:val="17"/>
-              </w:rPr>
-              <w:t>双法向约束</w:t>
-            </w:r>
-            <w:r>
-              <w:rPr>
-                <w:rFonts w:ascii="SimSun" w:hAnsi="SimSun" w:eastAsia="SimSun"/>
-                <w:sz w:val="17"/>
-              </w:rPr>
-              <w:t>——候选三角面的法向须与</w:t>
-            </w:r>
-            <w:r>
-              <w:rPr>
-                <w:rFonts w:ascii="SimSun" w:hAnsi="SimSun" w:eastAsia="SimSun"/>
-                <w:b/>
-                <w:sz w:val="17"/>
-              </w:rPr>
-              <w:t>当前三角面法向</w:t>
-            </w:r>
-            <w:r>
-              <w:rPr>
-                <w:rFonts w:ascii="SimSun" w:hAnsi="SimSun" w:eastAsia="SimSun"/>
-                <w:sz w:val="17"/>
-              </w:rPr>
-              <w:t>、且与</w:t>
-            </w:r>
-            <w:r>
-              <w:rPr>
-                <w:rFonts w:ascii="SimSun" w:hAnsi="SimSun" w:eastAsia="SimSun"/>
-                <w:b/>
-                <w:sz w:val="17"/>
-              </w:rPr>
-              <w:t>种子三角面法向</w:t>
-            </w:r>
-            <w:r>
-              <w:rPr>
-                <w:rFonts w:ascii="SimSun" w:hAnsi="SimSun" w:eastAsia="SimSun"/>
-                <w:sz w:val="17"/>
-              </w:rPr>
-              <w:t>同时满足夹角阈值。并说明为何需要两个约束（只比当前会使区域沿曲面漂移）</w:t>
+              <w:t>至少一部分</w:t>
+            </w:r>
+            <w:r>
+              <w:rPr>
+                <w:rFonts w:ascii="SimSun" w:hAnsi="SimSun" w:eastAsia="SimSun"/>
+                <w:sz w:val="17"/>
+              </w:rPr>
+              <w:t>依据……生成"</w:t>
             </w:r>
           </w:p>
         </w:tc>
@@ -4958,7 +5028,7 @@
                 <w:rFonts w:ascii="SimSun" w:hAnsi="SimSun" w:eastAsia="SimSun"/>
                 <w:sz w:val="17"/>
               </w:rPr>
-              <w:t>6</w:t>
+              <w:t>8</w:t>
             </w:r>
           </w:p>
         </w:tc>
@@ -4975,7 +5045,7 @@
                 <w:rFonts w:ascii="SimSun" w:hAnsi="SimSun" w:eastAsia="SimSun"/>
                 <w:sz w:val="17"/>
               </w:rPr>
-              <w:t>权项仍用"当前位姿"，说明书已改为"当前位置"</w:t>
+              <w:t>目标集容量超出后的裁减规则未说明，而图 6 声称"每一有缺口构件均有分块入选"</w:t>
             </w:r>
           </w:p>
         </w:tc>
@@ -4990,9 +5060,17 @@
             <w:r>
               <w:rPr>
                 <w:rFonts w:ascii="SimSun" w:hAnsi="SimSun" w:eastAsia="SimSun"/>
-                <w:sz w:val="17"/>
-              </w:rPr>
-              <w:t>权 1 S3 与权 8 统一改为"当前位置"</w:t>
+                <w:b/>
+                <w:sz w:val="17"/>
+              </w:rPr>
+              <w:t>按代码写实</w:t>
+            </w:r>
+            <w:r>
+              <w:rPr>
+                <w:rFonts w:ascii="SimSun" w:hAnsi="SimSun" w:eastAsia="SimSun"/>
+                <w:sz w:val="17"/>
+              </w:rPr>
+              <w:t>：裁减按全局降序截取，因此该保证仅在"有缺口构件数不超过 200"时成立；超过时排序靠后的构件可能无分块入选。并写明若要在任何规模下保证，应改为先为每构件保留一项再分配剩余名额——本实施方式未采用</w:t>
             </w:r>
           </w:p>
         </w:tc>
@@ -5011,7 +5089,7 @@
                 <w:rFonts w:ascii="SimSun" w:hAnsi="SimSun" w:eastAsia="SimSun"/>
                 <w:sz w:val="17"/>
               </w:rPr>
-              <w:t>7</w:t>
+              <w:t>9</w:t>
             </w:r>
           </w:p>
         </w:tc>
@@ -5028,7 +5106,7 @@
                 <w:rFonts w:ascii="SimSun" w:hAnsi="SimSun" w:eastAsia="SimSun"/>
                 <w:sz w:val="17"/>
               </w:rPr>
-              <w:t>图 4 的 z₀ 渲染为方框字符</w:t>
+              <w:t>图 3 图题只提"方位角偏置范围"</w:t>
             </w:r>
           </w:p>
         </w:tc>
@@ -5045,166 +5123,7 @@
                 <w:rFonts w:ascii="SimSun" w:hAnsi="SimSun" w:eastAsia="SimSun"/>
                 <w:sz w:val="17"/>
               </w:rPr>
-              <w:t>图中一律改用 ASCII 形式（eps、z0），并在 E 中列为字符注意事项</w:t>
-            </w:r>
-          </w:p>
-        </w:tc>
-      </w:tr>
-      <w:tr>
-        <w:tc>
-          <w:tcPr>
-            <w:tcW w:type="dxa" w:w="2880"/>
-          </w:tcPr>
-          <w:p>
-            <w:pPr>
-              <w:spacing w:before="20" w:after="20"/>
-            </w:pPr>
-            <w:r>
-              <w:rPr>
-                <w:rFonts w:ascii="SimSun" w:hAnsi="SimSun" w:eastAsia="SimSun"/>
-                <w:sz w:val="17"/>
-              </w:rPr>
-              <w:t>8</w:t>
-            </w:r>
-          </w:p>
-        </w:tc>
-        <w:tc>
-          <w:tcPr>
-            <w:tcW w:type="dxa" w:w="2880"/>
-          </w:tcPr>
-          <w:p>
-            <w:pPr>
-              <w:spacing w:before="20" w:after="20"/>
-            </w:pPr>
-            <w:r>
-              <w:rPr>
-                <w:rFonts w:ascii="SimSun" w:hAnsi="SimSun" w:eastAsia="SimSun"/>
-                <w:sz w:val="17"/>
-              </w:rPr>
-              <w:t>Word 中第 11 节编号从 4 开始</w:t>
-            </w:r>
-          </w:p>
-        </w:tc>
-        <w:tc>
-          <w:tcPr>
-            <w:tcW w:type="dxa" w:w="2880"/>
-          </w:tcPr>
-          <w:p>
-            <w:pPr>
-              <w:spacing w:before="20" w:after="20"/>
-            </w:pPr>
-            <w:r>
-              <w:rPr>
-                <w:rFonts w:ascii="SimSun" w:hAnsi="SimSun" w:eastAsia="SimSun"/>
-                <w:sz w:val="17"/>
-              </w:rPr>
-              <w:t>成因是 Word 的 List Number 样式跨节连续编号。转换器改为输出字面编号加悬挂缩进，实测第 11 节现为 1–5</w:t>
-            </w:r>
-          </w:p>
-        </w:tc>
-      </w:tr>
-      <w:tr>
-        <w:tc>
-          <w:tcPr>
-            <w:tcW w:type="dxa" w:w="2880"/>
-          </w:tcPr>
-          <w:p>
-            <w:pPr>
-              <w:spacing w:before="20" w:after="20"/>
-            </w:pPr>
-            <w:r>
-              <w:rPr>
-                <w:rFonts w:ascii="SimSun" w:hAnsi="SimSun" w:eastAsia="SimSun"/>
-                <w:sz w:val="17"/>
-              </w:rPr>
-              <w:t>9</w:t>
-            </w:r>
-          </w:p>
-        </w:tc>
-        <w:tc>
-          <w:tcPr>
-            <w:tcW w:type="dxa" w:w="2880"/>
-          </w:tcPr>
-          <w:p>
-            <w:pPr>
-              <w:spacing w:before="20" w:after="20"/>
-            </w:pPr>
-            <w:r>
-              <w:rPr>
-                <w:rFonts w:ascii="SimSun" w:hAnsi="SimSun" w:eastAsia="SimSun"/>
-                <w:sz w:val="17"/>
-              </w:rPr>
-              <w:t>说明书残留内部标记（按指导 §、【推断】、[C]）</w:t>
-            </w:r>
-          </w:p>
-        </w:tc>
-        <w:tc>
-          <w:tcPr>
-            <w:tcW w:type="dxa" w:w="2880"/>
-          </w:tcPr>
-          <w:p>
-            <w:pPr>
-              <w:spacing w:before="20" w:after="20"/>
-            </w:pPr>
-            <w:r>
-              <w:rPr>
-                <w:rFonts w:ascii="SimSun" w:hAnsi="SimSun" w:eastAsia="SimSun"/>
-                <w:sz w:val="17"/>
-              </w:rPr>
-              <w:t>全部清除，正文中不再出现撰写过程用语</w:t>
-            </w:r>
-          </w:p>
-        </w:tc>
-      </w:tr>
-      <w:tr>
-        <w:tc>
-          <w:tcPr>
-            <w:tcW w:type="dxa" w:w="2880"/>
-          </w:tcPr>
-          <w:p>
-            <w:pPr>
-              <w:spacing w:before="20" w:after="20"/>
-            </w:pPr>
-            <w:r>
-              <w:rPr>
-                <w:rFonts w:ascii="SimSun" w:hAnsi="SimSun" w:eastAsia="SimSun"/>
-                <w:sz w:val="17"/>
-              </w:rPr>
-              <w:t>10</w:t>
-            </w:r>
-          </w:p>
-        </w:tc>
-        <w:tc>
-          <w:tcPr>
-            <w:tcW w:type="dxa" w:w="2880"/>
-          </w:tcPr>
-          <w:p>
-            <w:pPr>
-              <w:spacing w:before="20" w:after="20"/>
-            </w:pPr>
-            <w:r>
-              <w:rPr>
-                <w:rFonts w:ascii="SimSun" w:hAnsi="SimSun" w:eastAsia="SimSun"/>
-                <w:sz w:val="17"/>
-              </w:rPr>
-              <w:t>任务分数的系数写成 λ_E，与 ρ_req 中的 λ_E 同名</w:t>
-            </w:r>
-          </w:p>
-        </w:tc>
-        <w:tc>
-          <w:tcPr>
-            <w:tcW w:type="dxa" w:w="2880"/>
-          </w:tcPr>
-          <w:p>
-            <w:pPr>
-              <w:spacing w:before="20" w:after="20"/>
-            </w:pPr>
-            <w:r>
-              <w:rPr>
-                <w:rFonts w:ascii="SimSun" w:hAnsi="SimSun" w:eastAsia="SimSun"/>
-                <w:sz w:val="17"/>
-              </w:rPr>
-              <w:t>改为 λ_imp，并按代码给出实施值 0.30</w:t>
+              <w:t>改为"法向锥的平面投影（方位角与俯仰角偏置范围）"</w:t>
             </w:r>
           </w:p>
         </w:tc>
@@ -5856,6 +5775,138 @@
                 <w:sz w:val="17"/>
               </w:rPr>
               <w:t>。E 已整体同步，并声明上一版图 1、图 3 作废</w:t>
+            </w:r>
+          </w:p>
+        </w:tc>
+      </w:tr>
+      <w:tr>
+        <w:tc>
+          <w:tcPr>
+            <w:tcW w:type="dxa" w:w="4320"/>
+          </w:tcPr>
+          <w:p>
+            <w:pPr>
+              <w:spacing w:before="20" w:after="20"/>
+            </w:pPr>
+            <w:r>
+              <w:rPr>
+                <w:rFonts w:ascii="SimSun" w:hAnsi="SimSun" w:eastAsia="SimSun"/>
+                <w:sz w:val="17"/>
+              </w:rPr>
+              <w:t>闭环的状态是否全部被更新</w:t>
+            </w:r>
+          </w:p>
+        </w:tc>
+        <w:tc>
+          <w:tcPr>
+            <w:tcW w:type="dxa" w:w="4320"/>
+          </w:tcPr>
+          <w:p>
+            <w:pPr>
+              <w:spacing w:before="20" w:after="20"/>
+            </w:pPr>
+            <w:r>
+              <w:rPr>
+                <w:rFonts w:ascii="SimSun" w:hAnsi="SimSun" w:eastAsia="SimSun"/>
+                <w:b/>
+                <w:sz w:val="17"/>
+              </w:rPr>
+              <w:t>是</w:t>
+            </w:r>
+            <w:r>
+              <w:rPr>
+                <w:rFonts w:ascii="SimSun" w:hAnsi="SimSun" w:eastAsia="SimSun"/>
+                <w:sz w:val="17"/>
+              </w:rPr>
+              <w:t>。缺口证据 → 任务分数 → 缺口表面分块三者在 S8 中依次更新，循环条件用重新判定后的结果</w:t>
+            </w:r>
+          </w:p>
+        </w:tc>
+      </w:tr>
+      <w:tr>
+        <w:tc>
+          <w:tcPr>
+            <w:tcW w:type="dxa" w:w="4320"/>
+          </w:tcPr>
+          <w:p>
+            <w:pPr>
+              <w:spacing w:before="20" w:after="20"/>
+            </w:pPr>
+            <w:r>
+              <w:rPr>
+                <w:rFonts w:ascii="SimSun" w:hAnsi="SimSun" w:eastAsia="SimSun"/>
+                <w:sz w:val="17"/>
+              </w:rPr>
+              <w:t>术语"当前位置"是否全文统一</w:t>
+            </w:r>
+          </w:p>
+        </w:tc>
+        <w:tc>
+          <w:tcPr>
+            <w:tcW w:type="dxa" w:w="4320"/>
+          </w:tcPr>
+          <w:p>
+            <w:pPr>
+              <w:spacing w:before="20" w:after="20"/>
+            </w:pPr>
+            <w:r>
+              <w:rPr>
+                <w:rFonts w:ascii="SimSun" w:hAnsi="SimSun" w:eastAsia="SimSun"/>
+                <w:b/>
+                <w:sz w:val="17"/>
+              </w:rPr>
+              <w:t>是</w:t>
+            </w:r>
+            <w:r>
+              <w:rPr>
+                <w:rFonts w:ascii="SimSun" w:hAnsi="SimSun" w:eastAsia="SimSun"/>
+                <w:sz w:val="17"/>
+              </w:rPr>
+              <w:t>。权项、说明书、符号表、图 5 均已统一，"当前位姿"仅存于修改说明表</w:t>
+            </w:r>
+          </w:p>
+        </w:tc>
+      </w:tr>
+      <w:tr>
+        <w:tc>
+          <w:tcPr>
+            <w:tcW w:type="dxa" w:w="4320"/>
+          </w:tcPr>
+          <w:p>
+            <w:pPr>
+              <w:spacing w:before="20" w:after="20"/>
+            </w:pPr>
+            <w:r>
+              <w:rPr>
+                <w:rFonts w:ascii="SimSun" w:hAnsi="SimSun" w:eastAsia="SimSun"/>
+                <w:sz w:val="17"/>
+              </w:rPr>
+              <w:t>数值型除零是否均有确定处理</w:t>
+            </w:r>
+          </w:p>
+        </w:tc>
+        <w:tc>
+          <w:tcPr>
+            <w:tcW w:type="dxa" w:w="4320"/>
+          </w:tcPr>
+          <w:p>
+            <w:pPr>
+              <w:spacing w:before="20" w:after="20"/>
+            </w:pPr>
+            <w:r>
+              <w:rPr>
+                <w:rFonts w:ascii="SimSun" w:hAnsi="SimSun" w:eastAsia="SimSun"/>
+                <w:b/>
+                <w:sz w:val="17"/>
+              </w:rPr>
+              <w:t>是</w:t>
+            </w:r>
+            <w:r>
+              <w:rPr>
+                <w:rFonts w:ascii="SimSun" w:hAnsi="SimSun" w:eastAsia="SimSun"/>
+                <w:sz w:val="17"/>
+              </w:rPr>
+              <w:t>。覆盖率归一、规则 C 的两个归一基准均已在边界表中给出确定行为，且与代码一致</w:t>
             </w:r>
           </w:p>
         </w:tc>

--- a/交付_20260809_补充扫描规划专利/03_内部材料/最终交付检查表.docx
+++ b/交付_20260809_补充扫描规划专利/03_内部材料/最终交付检查表.docx
@@ -45,7 +45,7 @@
         <w:rPr>
           <w:rFonts w:ascii="SimSun" w:hAnsi="SimSun" w:eastAsia="SimSun"/>
         </w:rPr>
-        <w:t xml:space="preserve">：2026-08-09（第九轮闭环补全与清楚性收口后）　　</w:t>
+        <w:t xml:space="preserve">：2026-08-09（第十轮证据体系核实后）　　</w:t>
       </w:r>
       <w:r>
         <w:rPr>
@@ -4423,21 +4423,7 @@
           <w:color w:val="000000"/>
           <w:sz w:val="27"/>
         </w:rPr>
-        <w:t>三、本轮修改清单（第九轮：闭环补全与清楚性收口）</w:t>
-      </w:r>
-    </w:p>
-    <w:p>
-      <w:pPr>
-        <w:pStyle w:val="Heading3"/>
-        <w:spacing w:before="120" w:after="80"/>
-      </w:pPr>
-      <w:r>
-        <w:rPr>
-          <w:rFonts w:ascii="SimHei" w:hAnsi="SimHei" w:eastAsia="SimHei"/>
-          <w:color w:val="000000"/>
-          <w:sz w:val="24"/>
-        </w:rPr>
-        <w:t>六项必修</w:t>
+        <w:t>三、本轮修改清单（第十轮：证据体系核实）</w:t>
       </w:r>
     </w:p>
     <w:tbl>
@@ -4540,14 +4526,14 @@
                 <w:b/>
                 <w:sz w:val="17"/>
               </w:rPr>
-              <w:t>S8 的闭环差最后半步</w:t>
-            </w:r>
-            <w:r>
-              <w:rPr>
-                <w:rFonts w:ascii="SimSun" w:hAnsi="SimSun" w:eastAsia="SimSun"/>
-                <w:sz w:val="17"/>
-              </w:rPr>
-              <w:t>：S1 产生缺口证据、任务分数、缺口表面分块三个状态，S8 只更新第一个，却直接用第三个作循环条件</w:t>
+              <w:t>S1 证据段成为全文最大的内部矛盾</w:t>
+            </w:r>
+            <w:r>
+              <w:rPr>
+                <w:rFonts w:ascii="SimSun" w:hAnsi="SimSun" w:eastAsia="SimSun"/>
+                <w:sz w:val="17"/>
+              </w:rPr>
+              <w:t>：正文称 D_geo 的密度比相对"统一参考密度"、D_rng 相对按重要度缩放的 ρ_req，"二者分母不同"；而 8.2 只定义了一个 r_j，两者都用它</w:t>
             </w:r>
           </w:p>
         </w:tc>
@@ -4562,9 +4548,32 @@
             <w:r>
               <w:rPr>
                 <w:rFonts w:ascii="SimSun" w:hAnsi="SimSun" w:eastAsia="SimSun"/>
-                <w:sz w:val="17"/>
-              </w:rPr>
-              <w:t>权 1 S8 补齐"根据更新后的缺口证据更新所述任务分数，并重新确定所述缺口表面分块"；不满足更新条件时四者均不变；循环条件改为"重新确定后仍存在"。说明书 S8(b) 同步写明按 S1(d) 更新 G_task、按 S1(e) 重新判定</w:t>
+                <w:b/>
+                <w:sz w:val="17"/>
+              </w:rPr>
+              <w:t>核对代码后确认：文字错了，代码里二者用同一个 ρ_req</w:t>
+            </w:r>
+            <w:r>
+              <w:rPr>
+                <w:rFonts w:ascii="SimSun" w:hAnsi="SimSun" w:eastAsia="SimSun"/>
+                <w:sz w:val="17"/>
+              </w:rPr>
+              <w:t>，且 D_geo = 0.60·(1−C) + 0.40·D_rng。已删去"分母不同"的说法，改为如实承认这是</w:t>
+            </w:r>
+            <w:r>
+              <w:rPr>
+                <w:rFonts w:ascii="SimSun" w:hAnsi="SimSun" w:eastAsia="SimSun"/>
+                <w:b/>
+                <w:sz w:val="17"/>
+              </w:rPr>
+              <w:t>同一密度统计在两个组合层级上的重复计入</w:t>
+            </w:r>
+            <w:r>
+              <w:rPr>
+                <w:rFonts w:ascii="SimSun" w:hAnsi="SimSun" w:eastAsia="SimSun"/>
+                <w:sz w:val="17"/>
+              </w:rPr>
+              <w:t>，并给出取舍办法（可只启用其一，权重在 K_j 上重新归一）</w:t>
             </w:r>
           </w:p>
         </w:tc>
@@ -4601,7 +4610,7 @@
                 <w:b/>
                 <w:sz w:val="17"/>
               </w:rPr>
-              <w:t>"当前位姿"未改净，且 A 的修改说明与正文自相矛盾</w:t>
+              <w:t>三个次级语义错误</w:t>
             </w:r>
           </w:p>
         </w:tc>
@@ -4618,7 +4627,37 @@
                 <w:rFonts w:ascii="SimSun" w:hAnsi="SimSun" w:eastAsia="SimSun"/>
                 <w:sz w:val="17"/>
               </w:rPr>
-              <w:t>权 1 S3、说明书问题四、6.7、符号表、图 5 全部改为"当前位置"，全文检索计数归零</w:t>
+              <w:t>均按代码更正：①"投影分辨率质量"在本实施方式中</w:t>
+            </w:r>
+            <w:r>
+              <w:rPr>
+                <w:rFonts w:ascii="SimSun" w:hAnsi="SimSun" w:eastAsia="SimSun"/>
+                <w:b/>
+                <w:sz w:val="17"/>
+              </w:rPr>
+              <w:t>直接取 r_j</w:t>
+            </w:r>
+            <w:r>
+              <w:rPr>
+                <w:rFonts w:ascii="SimSun" w:hAnsi="SimSun" w:eastAsia="SimSun"/>
+                <w:sz w:val="17"/>
+              </w:rPr>
+              <w:t>，名称沿用在先方案的字段命名，不是独立的投影分辨率度量；②"角度多样性"= clip(n_view/4)，</w:t>
+            </w:r>
+            <w:r>
+              <w:rPr>
+                <w:rFonts w:ascii="SimSun" w:hAnsi="SimSun" w:eastAsia="SimSun"/>
+                <w:b/>
+                <w:sz w:val="17"/>
+              </w:rPr>
+              <w:t>衡量的是视角个数而非方向分散程度</w:t>
+            </w:r>
+            <w:r>
+              <w:rPr>
+                <w:rFonts w:ascii="SimSun" w:hAnsi="SimSun" w:eastAsia="SimSun"/>
+                <w:sz w:val="17"/>
+              </w:rPr>
+              <w:t>——四个方向几乎相同的站位仍得 1，正文原先解释为"方向是否分散"已改正；③"取值均截断至 [0,1]"不准确，改为"其中作为质量或比例使用的归一化量取值截断至 [0,1]"，并标出 n_view 与 ρ_req 不是 [0,1] 量</w:t>
             </w:r>
           </w:p>
         </w:tc>
@@ -4655,7 +4694,7 @@
                 <w:b/>
                 <w:sz w:val="17"/>
               </w:rPr>
-              <w:t>S1 的两处数字错误，且证据体系未到可实施</w:t>
+              <w:t>有效视角数的重复计入被低估</w:t>
             </w:r>
           </w:p>
         </w:tc>
@@ -4672,7 +4711,22 @@
                 <w:rFonts w:ascii="SimSun" w:hAnsi="SimSun" w:eastAsia="SimSun"/>
                 <w:sz w:val="17"/>
               </w:rPr>
-              <w:t>"四个子步骤"→五个、"四类"→五类；8.2 按代码补齐十项中间统计量的取法与五个证据的完整算式；并主动说明两处看似重复的加权（有效视角数同时进入 D_obs 与 D_ang；工程重要度既进 ρ_req 又进 G_task）分别作用于哪一层级，以及若认为重复该如何取舍</w:t>
+              <w:t>按代码写实：它在本实施方式中被计入</w:t>
+            </w:r>
+            <w:r>
+              <w:rPr>
+                <w:rFonts w:ascii="SimSun" w:hAnsi="SimSun" w:eastAsia="SimSun"/>
+                <w:b/>
+                <w:sz w:val="17"/>
+              </w:rPr>
+              <w:t>三处</w:t>
+            </w:r>
+            <w:r>
+              <w:rPr>
+                <w:rFonts w:ascii="SimSun" w:hAnsi="SimSun" w:eastAsia="SimSun"/>
+                <w:sz w:val="17"/>
+              </w:rPr>
+              <w:t>（D_obs 权 0.25、D_ang 权 0.30、以及 a_j 权 0.20，而 a_j 本身也由视角个数归一得到），并指出 a_j 与 D_ang 第二项的区别仅在归一基数 4 与 2</w:t>
             </w:r>
           </w:p>
         </w:tc>
@@ -4709,7 +4763,7 @@
                 <w:b/>
                 <w:sz w:val="17"/>
               </w:rPr>
-              <w:t>B_sel 的"量纲不一致"是措辞错误</w:t>
+              <w:t>"当前位置"仍未改净，A 再次出现"修改说明说改了、正文没改"</w:t>
             </w:r>
           </w:p>
         </w:tc>
@@ -4726,22 +4780,7 @@
                 <w:rFonts w:ascii="SimSun" w:hAnsi="SimSun" w:eastAsia="SimSun"/>
                 <w:sz w:val="17"/>
               </w:rPr>
-              <w:t>四个量单位同为米，不存在量纲不一致。改为"</w:t>
-            </w:r>
-            <w:r>
-              <w:rPr>
-                <w:rFonts w:ascii="SimSun" w:hAnsi="SimSun" w:eastAsia="SimSun"/>
-                <w:b/>
-                <w:sz w:val="17"/>
-              </w:rPr>
-              <w:t>组成口径不同</w:t>
-            </w:r>
-            <w:r>
-              <w:rPr>
-                <w:rFonts w:ascii="SimSun" w:hAnsi="SimSun" w:eastAsia="SimSun"/>
-                <w:sz w:val="17"/>
-              </w:rPr>
-              <w:t>：B 只计移动路径，等效成本另含单站作业等效路径量"。并补齐 n_rem = 站位数上限 − 已执行站位数，以及"与单点最优取大"的完整含义（取一阶收益最大者 v*，比较 F({v*}) 与 F(S)）</w:t>
+              <w:t>权 1 S3 正文已改；说明书、符号表、图 5、E 全部改净，全文检索为 0（仅存于修改说明表）</w:t>
             </w:r>
           </w:p>
         </w:tc>
@@ -4778,7 +4817,7 @@
                 <w:b/>
                 <w:sz w:val="17"/>
               </w:rPr>
-              <w:t>规则 C 的两个分母为 0 未处理</w:t>
+              <w:t>权 5 自身仍存在 0/0</w:t>
             </w:r>
           </w:p>
         </w:tc>
@@ -4793,17 +4832,24 @@
             <w:r>
               <w:rPr>
                 <w:rFonts w:ascii="SimSun" w:hAnsi="SimSun" w:eastAsia="SimSun"/>
+                <w:sz w:val="17"/>
+              </w:rPr>
+              <w:t>权 5 增加"</w:t>
+            </w:r>
+            <w:r>
+              <w:rPr>
+                <w:rFonts w:ascii="SimSun" w:hAnsi="SimSun" w:eastAsia="SimSun"/>
                 <w:b/>
                 <w:sz w:val="17"/>
               </w:rPr>
-              <w:t>按代码写实</w:t>
-            </w:r>
-            <w:r>
-              <w:rPr>
-                <w:rFonts w:ascii="SimSun" w:hAnsi="SimSun" w:eastAsia="SimSun"/>
-                <w:sz w:val="17"/>
-              </w:rPr>
-              <w:t>：归一基准为 0 时取 1，故对应归一项统一为 0。边界表新增两行</w:t>
+              <w:t>当相应最大值为 0 时，将对应归一项确定为 0</w:t>
+            </w:r>
+            <w:r>
+              <w:rPr>
+                <w:rFonts w:ascii="SimSun" w:hAnsi="SimSun" w:eastAsia="SimSun"/>
+                <w:sz w:val="17"/>
+              </w:rPr>
+              <w:t>"，使该从属权自身即为完整算法，不依赖说明书补救</w:t>
             </w:r>
           </w:p>
         </w:tc>
@@ -4840,7 +4886,7 @@
                 <w:b/>
                 <w:sz w:val="17"/>
               </w:rPr>
-              <w:t>图 1 只画一条回灌，与 E 自相矛盾；附图 docx 有空白页</w:t>
+              <w:t>E 的图 1 说明仍写一条回灌，且自相矛盾</w:t>
             </w:r>
           </w:p>
         </w:tc>
@@ -4857,91 +4903,7 @@
                 <w:rFonts w:ascii="SimSun" w:hAnsi="SimSun" w:eastAsia="SimSun"/>
                 <w:sz w:val="17"/>
               </w:rPr>
-              <w:t>图 1 恢复为两条：S8 → S4 的规划用遮挡模型回灌（本方法的核心回路）、底部状态 → S3 的缺口状态/失败站位/剩余预算回灌。附图 docx 删去末幅之后的多余空段落并对图与图题设置同页约束</w:t>
-            </w:r>
-          </w:p>
-        </w:tc>
-      </w:tr>
-    </w:tbl>
-    <w:p/>
-    <w:p>
-      <w:pPr>
-        <w:pStyle w:val="Heading3"/>
-        <w:spacing w:before="120" w:after="80"/>
-      </w:pPr>
-      <w:r>
-        <w:rPr>
-          <w:rFonts w:ascii="SimHei" w:hAnsi="SimHei" w:eastAsia="SimHei"/>
-          <w:color w:val="000000"/>
-          <w:sz w:val="24"/>
-        </w:rPr>
-        <w:t>小修</w:t>
-      </w:r>
-    </w:p>
-    <w:tbl>
-      <w:tblPr>
-        <w:tblStyle w:val="TableGrid"/>
-        <w:tblW w:type="auto" w:w="0"/>
-        <w:jc w:val="center"/>
-        <w:tblLook w:firstColumn="1" w:firstRow="1" w:lastColumn="0" w:lastRow="0" w:noHBand="0" w:noVBand="1" w:val="04A0"/>
-      </w:tblPr>
-      <w:tblGrid>
-        <w:gridCol w:w="2880"/>
-        <w:gridCol w:w="2880"/>
-        <w:gridCol w:w="2880"/>
-      </w:tblGrid>
-      <w:tr>
-        <w:tc>
-          <w:tcPr>
-            <w:tcW w:type="dxa" w:w="2880"/>
-          </w:tcPr>
-          <w:p>
-            <w:pPr>
-              <w:spacing w:before="20" w:after="20"/>
-            </w:pPr>
-            <w:r>
-              <w:rPr>
-                <w:rFonts w:ascii="SimSun" w:hAnsi="SimSun" w:eastAsia="SimSun"/>
-                <w:b/>
-                <w:sz w:val="17"/>
-              </w:rPr>
-              <w:t>#</w:t>
-            </w:r>
-          </w:p>
-        </w:tc>
-        <w:tc>
-          <w:tcPr>
-            <w:tcW w:type="dxa" w:w="2880"/>
-          </w:tcPr>
-          <w:p>
-            <w:pPr>
-              <w:spacing w:before="20" w:after="20"/>
-            </w:pPr>
-            <w:r>
-              <w:rPr>
-                <w:rFonts w:ascii="SimSun" w:hAnsi="SimSun" w:eastAsia="SimSun"/>
-                <w:b/>
-                <w:sz w:val="17"/>
-              </w:rPr>
-              <w:t>问题</w:t>
-            </w:r>
-          </w:p>
-        </w:tc>
-        <w:tc>
-          <w:tcPr>
-            <w:tcW w:type="dxa" w:w="2880"/>
-          </w:tcPr>
-          <w:p>
-            <w:pPr>
-              <w:spacing w:before="20" w:after="20"/>
-            </w:pPr>
-            <w:r>
-              <w:rPr>
-                <w:rFonts w:ascii="SimSun" w:hAnsi="SimSun" w:eastAsia="SimSun"/>
-                <w:b/>
-                <w:sz w:val="17"/>
-              </w:rPr>
-              <w:t>处理</w:t>
+              <w:t>E 改为两条：左侧"缺口状态、失败站位、剩余预算 → S3"，右侧"更新后的规划用遮挡模型 → S4"，并写明为何不得合并</w:t>
             </w:r>
           </w:p>
         </w:tc>
@@ -4975,9 +4937,10 @@
             <w:r>
               <w:rPr>
                 <w:rFonts w:ascii="SimSun" w:hAnsi="SimSun" w:eastAsia="SimSun"/>
-                <w:sz w:val="17"/>
-              </w:rPr>
-              <w:t>权 6 看似要求全部候选来自目标分块</w:t>
+                <w:b/>
+                <w:sz w:val="17"/>
+              </w:rPr>
+              <w:t>图 6 与 E 的绝对表述与说明书的容量边界冲突</w:t>
             </w:r>
           </w:p>
         </w:tc>
@@ -4994,7 +4957,7 @@
                 <w:rFonts w:ascii="SimSun" w:hAnsi="SimSun" w:eastAsia="SimSun"/>
                 <w:sz w:val="17"/>
               </w:rPr>
-              <w:t>改为"所述候选补充扫描站位中的</w:t>
+              <w:t>图 6 右幅标签与 E 均改为"</w:t>
             </w:r>
             <w:r>
               <w:rPr>
@@ -5002,14 +4965,14 @@
                 <w:b/>
                 <w:sz w:val="17"/>
               </w:rPr>
-              <w:t>至少一部分</w:t>
-            </w:r>
-            <w:r>
-              <w:rPr>
-                <w:rFonts w:ascii="SimSun" w:hAnsi="SimSun" w:eastAsia="SimSun"/>
-                <w:sz w:val="17"/>
-              </w:rPr>
-              <w:t>依据……生成"</w:t>
+              <w:t>在容量上限未触发时</w:t>
+            </w:r>
+            <w:r>
+              <w:rPr>
+                <w:rFonts w:ascii="SimSun" w:hAnsi="SimSun" w:eastAsia="SimSun"/>
+                <w:sz w:val="17"/>
+              </w:rPr>
+              <w:t>，各有缺口构件均有分块入选"，与说明书 8.4 的条件一致</w:t>
             </w:r>
           </w:p>
         </w:tc>
@@ -5045,7 +5008,7 @@
                 <w:rFonts w:ascii="SimSun" w:hAnsi="SimSun" w:eastAsia="SimSun"/>
                 <w:sz w:val="17"/>
               </w:rPr>
-              <w:t>目标集容量超出后的裁减规则未说明，而图 6 声称"每一有缺口构件均有分块入选"</w:t>
+              <w:t>S8 的"以 P_k 重算"易被读成丢弃历史观测</w:t>
             </w:r>
           </w:p>
         </w:tc>
@@ -5060,17 +5023,24 @@
             <w:r>
               <w:rPr>
                 <w:rFonts w:ascii="SimSun" w:hAnsi="SimSun" w:eastAsia="SimSun"/>
+                <w:sz w:val="17"/>
+              </w:rPr>
+              <w:t>改为"将 P_k 纳入</w:t>
+            </w:r>
+            <w:r>
+              <w:rPr>
+                <w:rFonts w:ascii="SimSun" w:hAnsi="SimSun" w:eastAsia="SimSun"/>
                 <w:b/>
                 <w:sz w:val="17"/>
               </w:rPr>
-              <w:t>按代码写实</w:t>
-            </w:r>
-            <w:r>
-              <w:rPr>
-                <w:rFonts w:ascii="SimSun" w:hAnsi="SimSun" w:eastAsia="SimSun"/>
-                <w:sz w:val="17"/>
-              </w:rPr>
-              <w:t>：裁减按全局降序截取，因此该保证仅在"有缺口构件数不超过 200"时成立；超过时排序靠后的构件可能无分块入选。并写明若要在任何规模下保证，应改为先为每构件保留一项再分配剩余名额——本实施方式未采用</w:t>
+              <w:t>累计有效观测</w:t>
+            </w:r>
+            <w:r>
+              <w:rPr>
+                <w:rFonts w:ascii="SimSun" w:hAnsi="SimSun" w:eastAsia="SimSun"/>
+                <w:sz w:val="17"/>
+              </w:rPr>
+              <w:t>，并基于更新后的累计有效观测重新计算……历史观测不被替换或丢弃"</w:t>
             </w:r>
           </w:p>
         </w:tc>
@@ -5106,7 +5076,7 @@
                 <w:rFonts w:ascii="SimSun" w:hAnsi="SimSun" w:eastAsia="SimSun"/>
                 <w:sz w:val="17"/>
               </w:rPr>
-              <w:t>图 3 图题只提"方位角偏置范围"</w:t>
+              <w:t>图 3 右上角标签与图题挤在一起</w:t>
             </w:r>
           </w:p>
         </w:tc>
@@ -5123,7 +5093,7 @@
                 <w:rFonts w:ascii="SimSun" w:hAnsi="SimSun" w:eastAsia="SimSun"/>
                 <w:sz w:val="17"/>
               </w:rPr>
-              <w:t>改为"法向锥的平面投影（方位角与俯仰角偏置范围）"</w:t>
+              <w:t>标签移至右侧并加引线指向锥边界；距离层标签移入锥内沿弧向排布，与图例分离</w:t>
             </w:r>
           </w:p>
         </w:tc>
@@ -5906,7 +5876,66 @@
                 <w:rFonts w:ascii="SimSun" w:hAnsi="SimSun" w:eastAsia="SimSun"/>
                 <w:sz w:val="17"/>
               </w:rPr>
-              <w:t>。覆盖率归一、规则 C 的两个归一基准均已在边界表中给出确定行为，且与代码一致</w:t>
+              <w:t>。覆盖率归一、规则 C 的两个归一基准均已在边界表中给出确定行为，且</w:t>
+            </w:r>
+            <w:r>
+              <w:rPr>
+                <w:rFonts w:ascii="SimSun" w:hAnsi="SimSun" w:eastAsia="SimSun"/>
+                <w:b/>
+                <w:sz w:val="17"/>
+              </w:rPr>
+              <w:t>权 5 自身亦已写入</w:t>
+            </w:r>
+            <w:r>
+              <w:rPr>
+                <w:rFonts w:ascii="SimSun" w:hAnsi="SimSun" w:eastAsia="SimSun"/>
+                <w:sz w:val="17"/>
+              </w:rPr>
+              <w:t>，与代码一致</w:t>
+            </w:r>
+          </w:p>
+        </w:tc>
+      </w:tr>
+      <w:tr>
+        <w:tc>
+          <w:tcPr>
+            <w:tcW w:type="dxa" w:w="4320"/>
+          </w:tcPr>
+          <w:p>
+            <w:pPr>
+              <w:spacing w:before="20" w:after="20"/>
+            </w:pPr>
+            <w:r>
+              <w:rPr>
+                <w:rFonts w:ascii="SimSun" w:hAnsi="SimSun" w:eastAsia="SimSun"/>
+                <w:sz w:val="17"/>
+              </w:rPr>
+              <w:t>证据体系是否与代码一致</w:t>
+            </w:r>
+          </w:p>
+        </w:tc>
+        <w:tc>
+          <w:tcPr>
+            <w:tcW w:type="dxa" w:w="4320"/>
+          </w:tcPr>
+          <w:p>
+            <w:pPr>
+              <w:spacing w:before="20" w:after="20"/>
+            </w:pPr>
+            <w:r>
+              <w:rPr>
+                <w:rFonts w:ascii="SimSun" w:hAnsi="SimSun" w:eastAsia="SimSun"/>
+                <w:b/>
+                <w:sz w:val="17"/>
+              </w:rPr>
+              <w:t>是</w:t>
+            </w:r>
+            <w:r>
+              <w:rPr>
+                <w:rFonts w:ascii="SimSun" w:hAnsi="SimSun" w:eastAsia="SimSun"/>
+                <w:sz w:val="17"/>
+              </w:rPr>
+              <w:t>。第十轮按代码逐项核实，三处与代码不符的表述已更正；两处真实存在的重复计入（密度比、有效视角数）已如实写明并给出取舍办法，未以"分母不同"之类的说法掩盖</w:t>
             </w:r>
           </w:p>
         </w:tc>

--- a/交付_20260809_补充扫描规划专利/03_内部材料/最终交付检查表.docx
+++ b/交付_20260809_补充扫描规划专利/03_内部材料/最终交付检查表.docx
@@ -3087,7 +3087,7 @@
                 <w:rFonts w:ascii="SimSun" w:hAnsi="SimSun" w:eastAsia="SimSun"/>
                 <w:sz w:val="17"/>
               </w:rPr>
-              <w:t>当前位姿／可通行空间／可通行路径代价／候选补充扫描站位</w:t>
+              <w:t>当前位置／可通行空间／可通行路径代价／候选补充扫描站位</w:t>
             </w:r>
           </w:p>
         </w:tc>
@@ -5832,7 +5832,22 @@
                 <w:rFonts w:ascii="SimSun" w:hAnsi="SimSun" w:eastAsia="SimSun"/>
                 <w:sz w:val="17"/>
               </w:rPr>
-              <w:t>。权项、说明书、符号表、图 5 均已统一，"当前位姿"仅存于修改说明表</w:t>
+              <w:t>。权项、说明书、符号表、图 5、README 与 E 均已统一，"当前位姿"仅存于各文件的修改说明表。</w:t>
+            </w:r>
+            <w:r>
+              <w:rPr>
+                <w:rFonts w:ascii="SimSun" w:hAnsi="SimSun" w:eastAsia="SimSun"/>
+                <w:b/>
+                <w:sz w:val="17"/>
+              </w:rPr>
+              <w:t>复检方式已改为"去掉换行后匹配"</w:t>
+            </w:r>
+            <w:r>
+              <w:rPr>
+                <w:rFonts w:ascii="SimSun" w:hAnsi="SimSun" w:eastAsia="SimSun"/>
+                <w:sz w:val="17"/>
+              </w:rPr>
+              <w:t>——此前逐行 grep 会漏掉被软换行拆开的词（说明书问题四中的"自当前／位姿"即因此漏检一轮）</w:t>
             </w:r>
           </w:p>
         </w:tc>
